--- a/lessons/4-3/downloads/reveal/4.3-session-1-practice-form-b.docx
+++ b/lessons/4-3/downloads/reveal/4.3-session-1-practice-form-b.docx
@@ -88,6 +88,7 @@
       <w:pPr>
         <w:keepNext/>
         <w:spacing w:before="0" w:after="10" w:line="240" w:lineRule="auto"/>
+        <w:outlineLvl w:val="0"/>
       </w:pPr>
       <w:r>
         <w:rPr>
@@ -123,7 +124,7 @@
           <w:sz w:val="15"/>
           <w:szCs w:val="15"/>
         </w:rPr>
-        <w:t xml:space="preserve">   ·   6.RP.A.3c</w:t>
+        <w:t xml:space="preserve">   ·   6.AT.4</w:t>
       </w:r>
     </w:p>
     <w:p>
@@ -194,8 +195,8 @@
                 <w:rFonts w:ascii="Avenir Next" w:hAnsi="Avenir Next" w:cs="Avenir Next" w:eastAsia="Avenir Next"/>
                 <w:b/>
                 <w:color w:val="003A70"/>
-                <w:sz w:val="18"/>
-                <w:szCs w:val="18"/>
+                <w:sz w:val="19"/>
+                <w:szCs w:val="19"/>
               </w:rPr>
               <w:t xml:space="preserve">•</w:t>
             </w:r>
@@ -203,38 +204,29 @@
               <w:rPr>
                 <w:rFonts w:ascii="Avenir Next" w:hAnsi="Avenir Next" w:cs="Avenir Next" w:eastAsia="Avenir Next"/>
                 <w:color w:val="1A1A1A"/>
-                <w:sz w:val="18"/>
-                <w:szCs w:val="18"/>
+                <w:sz w:val="19"/>
+                <w:szCs w:val="19"/>
               </w:rPr>
               <w:tab/>
             </w:r>
             <w:r>
               <w:rPr>
                 <w:rFonts w:ascii="Avenir Next" w:hAnsi="Avenir Next" w:cs="Avenir Next" w:eastAsia="Avenir Next"/>
-                <w:color w:val="1A1A1A"/>
-                <w:sz w:val="18"/>
-                <w:szCs w:val="18"/>
-              </w:rPr>
-              <w:t xml:space="preserve">A </w:t>
-            </w:r>
-            <w:r>
-              <w:rPr>
-                <w:rFonts w:ascii="Avenir Next" w:hAnsi="Avenir Next" w:cs="Avenir Next" w:eastAsia="Avenir Next"/>
-                <w:b/>
-                <w:color w:val="1A1A1A"/>
-                <w:sz w:val="18"/>
-                <w:szCs w:val="18"/>
-              </w:rPr>
-              <w:t xml:space="preserve">benchmark</w:t>
-            </w:r>
-            <w:r>
-              <w:rPr>
-                <w:rFonts w:ascii="Avenir Next" w:hAnsi="Avenir Next" w:cs="Avenir Next" w:eastAsia="Avenir Next"/>
-                <w:color w:val="1A1A1A"/>
-                <w:sz w:val="18"/>
-                <w:szCs w:val="18"/>
-              </w:rPr>
-              <w:t xml:space="preserve"> is an easy percent: 10%, 25%, 50%, 75%, 100%.</w:t>
+                <w:b/>
+                <w:color w:val="1A1A1A"/>
+                <w:sz w:val="19"/>
+                <w:szCs w:val="19"/>
+              </w:rPr>
+              <w:t xml:space="preserve">Benchmarks</w:t>
+            </w:r>
+            <w:r>
+              <w:rPr>
+                <w:rFonts w:ascii="Avenir Next" w:hAnsi="Avenir Next" w:cs="Avenir Next" w:eastAsia="Avenir Next"/>
+                <w:color w:val="1A1A1A"/>
+                <w:sz w:val="19"/>
+                <w:szCs w:val="19"/>
+              </w:rPr>
+              <w:t xml:space="preserve">: 10%, 25%, 50%, 75%, 100%. Build other benchmarks from 10%: 20% = 2 × 10%, 30% = 3 × 10%.</w:t>
             </w:r>
           </w:p>
           <w:p>
@@ -250,8 +242,8 @@
                 <w:rFonts w:ascii="Avenir Next" w:hAnsi="Avenir Next" w:cs="Avenir Next" w:eastAsia="Avenir Next"/>
                 <w:b/>
                 <w:color w:val="003A70"/>
-                <w:sz w:val="18"/>
-                <w:szCs w:val="18"/>
+                <w:sz w:val="19"/>
+                <w:szCs w:val="19"/>
               </w:rPr>
               <w:t xml:space="preserve">•</w:t>
             </w:r>
@@ -259,8 +251,8 @@
               <w:rPr>
                 <w:rFonts w:ascii="Avenir Next" w:hAnsi="Avenir Next" w:cs="Avenir Next" w:eastAsia="Avenir Next"/>
                 <w:color w:val="1A1A1A"/>
-                <w:sz w:val="18"/>
-                <w:szCs w:val="18"/>
+                <w:sz w:val="19"/>
+                <w:szCs w:val="19"/>
               </w:rPr>
               <w:tab/>
             </w:r>
@@ -268,18 +260,18 @@
               <w:rPr>
                 <w:rFonts w:ascii="Avenir Next" w:hAnsi="Avenir Next" w:cs="Avenir Next" w:eastAsia="Avenir Next"/>
                 <w:color w:val="1A1A1A"/>
-                <w:sz w:val="18"/>
-                <w:szCs w:val="18"/>
-              </w:rPr>
-              <w:t xml:space="preserve">First name </w:t>
-            </w:r>
-            <w:r>
-              <w:rPr>
-                <w:rFonts w:ascii="Avenir Next" w:hAnsi="Avenir Next" w:cs="Avenir Next" w:eastAsia="Avenir Next"/>
-                <w:b/>
-                <w:color w:val="1A1A1A"/>
-                <w:sz w:val="18"/>
-                <w:szCs w:val="18"/>
+                <w:sz w:val="19"/>
+                <w:szCs w:val="19"/>
+              </w:rPr>
+              <w:t xml:space="preserve">Name </w:t>
+            </w:r>
+            <w:r>
+              <w:rPr>
+                <w:rFonts w:ascii="Avenir Next" w:hAnsi="Avenir Next" w:cs="Avenir Next" w:eastAsia="Avenir Next"/>
+                <w:b/>
+                <w:color w:val="1A1A1A"/>
+                <w:sz w:val="19"/>
+                <w:szCs w:val="19"/>
               </w:rPr>
               <w:t xml:space="preserve">the whole</w:t>
             </w:r>
@@ -287,10 +279,10 @@
               <w:rPr>
                 <w:rFonts w:ascii="Avenir Next" w:hAnsi="Avenir Next" w:cs="Avenir Next" w:eastAsia="Avenir Next"/>
                 <w:color w:val="1A1A1A"/>
-                <w:sz w:val="18"/>
-                <w:szCs w:val="18"/>
-              </w:rPr>
-              <w:t xml:space="preserve"> (100%). Then find benchmark amounts: half for 50%, ÷ 4 for 25%, ÷ 10 for 10%.</w:t>
+                <w:sz w:val="19"/>
+                <w:szCs w:val="19"/>
+              </w:rPr>
+              <w:t xml:space="preserve"> (100%). 50% = half, 25% = whole ÷ 4, 10% = whole ÷ 10.</w:t>
             </w:r>
           </w:p>
           <w:p>
@@ -306,8 +298,8 @@
                 <w:rFonts w:ascii="Avenir Next" w:hAnsi="Avenir Next" w:cs="Avenir Next" w:eastAsia="Avenir Next"/>
                 <w:b/>
                 <w:color w:val="003A70"/>
-                <w:sz w:val="18"/>
-                <w:szCs w:val="18"/>
+                <w:sz w:val="19"/>
+                <w:szCs w:val="19"/>
               </w:rPr>
               <w:t xml:space="preserve">•</w:t>
             </w:r>
@@ -315,8 +307,8 @@
               <w:rPr>
                 <w:rFonts w:ascii="Avenir Next" w:hAnsi="Avenir Next" w:cs="Avenir Next" w:eastAsia="Avenir Next"/>
                 <w:color w:val="1A1A1A"/>
-                <w:sz w:val="18"/>
-                <w:szCs w:val="18"/>
+                <w:sz w:val="19"/>
+                <w:szCs w:val="19"/>
               </w:rPr>
               <w:tab/>
             </w:r>
@@ -324,18 +316,18 @@
               <w:rPr>
                 <w:rFonts w:ascii="Avenir Next" w:hAnsi="Avenir Next" w:cs="Avenir Next" w:eastAsia="Avenir Next"/>
                 <w:color w:val="1A1A1A"/>
-                <w:sz w:val="18"/>
-                <w:szCs w:val="18"/>
-              </w:rPr>
-              <w:t xml:space="preserve">Choose the benchmark amount </w:t>
-            </w:r>
-            <w:r>
-              <w:rPr>
-                <w:rFonts w:ascii="Avenir Next" w:hAnsi="Avenir Next" w:cs="Avenir Next" w:eastAsia="Avenir Next"/>
-                <w:b/>
-                <w:color w:val="1A1A1A"/>
-                <w:sz w:val="18"/>
-                <w:szCs w:val="18"/>
+                <w:sz w:val="19"/>
+                <w:szCs w:val="19"/>
+              </w:rPr>
+              <w:t xml:space="preserve">Pick the benchmark amount </w:t>
+            </w:r>
+            <w:r>
+              <w:rPr>
+                <w:rFonts w:ascii="Avenir Next" w:hAnsi="Avenir Next" w:cs="Avenir Next" w:eastAsia="Avenir Next"/>
+                <w:b/>
+                <w:color w:val="1A1A1A"/>
+                <w:sz w:val="19"/>
+                <w:szCs w:val="19"/>
               </w:rPr>
               <w:t xml:space="preserve">closest</w:t>
             </w:r>
@@ -343,10 +335,10 @@
               <w:rPr>
                 <w:rFonts w:ascii="Avenir Next" w:hAnsi="Avenir Next" w:cs="Avenir Next" w:eastAsia="Avenir Next"/>
                 <w:color w:val="1A1A1A"/>
-                <w:sz w:val="18"/>
-                <w:szCs w:val="18"/>
-              </w:rPr>
-              <w:t xml:space="preserve"> to the part. For the percent left, subtract from 100%.</w:t>
+                <w:sz w:val="19"/>
+                <w:szCs w:val="19"/>
+              </w:rPr>
+              <w:t xml:space="preserve"> to the part. Percent left = 100% − percent used.</w:t>
             </w:r>
           </w:p>
         </w:tc>
@@ -380,8 +372,8 @@
               <w:rPr>
                 <w:rFonts w:ascii="Avenir Next" w:hAnsi="Avenir Next" w:cs="Avenir Next" w:eastAsia="Avenir Next"/>
                 <w:color w:val="1A1A1A"/>
-                <w:sz w:val="17"/>
-                <w:szCs w:val="17"/>
+                <w:sz w:val="18"/>
+                <w:szCs w:val="18"/>
               </w:rPr>
               <w:t xml:space="preserve">A game download is 80 MB. 41 MB are done. About what percent is done?</w:t>
             </w:r>
@@ -399,8 +391,8 @@
                 <w:rFonts w:ascii="Avenir Next" w:hAnsi="Avenir Next" w:cs="Avenir Next" w:eastAsia="Avenir Next"/>
                 <w:b/>
                 <w:color w:val="003A70"/>
-                <w:sz w:val="17"/>
-                <w:szCs w:val="17"/>
+                <w:sz w:val="18"/>
+                <w:szCs w:val="18"/>
               </w:rPr>
               <w:t xml:space="preserve">Step 1</w:t>
             </w:r>
@@ -408,8 +400,8 @@
               <w:rPr>
                 <w:rFonts w:ascii="Avenir Next" w:hAnsi="Avenir Next" w:cs="Avenir Next" w:eastAsia="Avenir Next"/>
                 <w:color w:val="1A1A1A"/>
-                <w:sz w:val="17"/>
-                <w:szCs w:val="17"/>
+                <w:sz w:val="18"/>
+                <w:szCs w:val="18"/>
               </w:rPr>
               <w:tab/>
             </w:r>
@@ -417,8 +409,8 @@
               <w:rPr>
                 <w:rFonts w:ascii="Avenir Next" w:hAnsi="Avenir Next" w:cs="Avenir Next" w:eastAsia="Avenir Next"/>
                 <w:color w:val="1A1A1A"/>
-                <w:sz w:val="17"/>
-                <w:szCs w:val="17"/>
+                <w:sz w:val="18"/>
+                <w:szCs w:val="18"/>
               </w:rPr>
               <w:t xml:space="preserve">Whole: 80 MB is 100%.</w:t>
             </w:r>
@@ -436,8 +428,8 @@
                 <w:rFonts w:ascii="Avenir Next" w:hAnsi="Avenir Next" w:cs="Avenir Next" w:eastAsia="Avenir Next"/>
                 <w:b/>
                 <w:color w:val="003A70"/>
-                <w:sz w:val="17"/>
-                <w:szCs w:val="17"/>
+                <w:sz w:val="18"/>
+                <w:szCs w:val="18"/>
               </w:rPr>
               <w:t xml:space="preserve">Step 2</w:t>
             </w:r>
@@ -445,8 +437,8 @@
               <w:rPr>
                 <w:rFonts w:ascii="Avenir Next" w:hAnsi="Avenir Next" w:cs="Avenir Next" w:eastAsia="Avenir Next"/>
                 <w:color w:val="1A1A1A"/>
-                <w:sz w:val="17"/>
-                <w:szCs w:val="17"/>
+                <w:sz w:val="18"/>
+                <w:szCs w:val="18"/>
               </w:rPr>
               <w:tab/>
             </w:r>
@@ -454,8 +446,8 @@
               <w:rPr>
                 <w:rFonts w:ascii="Avenir Next" w:hAnsi="Avenir Next" w:cs="Avenir Next" w:eastAsia="Avenir Next"/>
                 <w:color w:val="1A1A1A"/>
-                <w:sz w:val="17"/>
-                <w:szCs w:val="17"/>
+                <w:sz w:val="18"/>
+                <w:szCs w:val="18"/>
               </w:rPr>
               <w:t xml:space="preserve">50% of 80 is 40 MB.</w:t>
             </w:r>
@@ -473,8 +465,8 @@
                 <w:rFonts w:ascii="Avenir Next" w:hAnsi="Avenir Next" w:cs="Avenir Next" w:eastAsia="Avenir Next"/>
                 <w:b/>
                 <w:color w:val="003A70"/>
-                <w:sz w:val="17"/>
-                <w:szCs w:val="17"/>
+                <w:sz w:val="18"/>
+                <w:szCs w:val="18"/>
               </w:rPr>
               <w:t xml:space="preserve">Step 3</w:t>
             </w:r>
@@ -482,8 +474,8 @@
               <w:rPr>
                 <w:rFonts w:ascii="Avenir Next" w:hAnsi="Avenir Next" w:cs="Avenir Next" w:eastAsia="Avenir Next"/>
                 <w:color w:val="1A1A1A"/>
-                <w:sz w:val="17"/>
-                <w:szCs w:val="17"/>
+                <w:sz w:val="18"/>
+                <w:szCs w:val="18"/>
               </w:rPr>
               <w:tab/>
             </w:r>
@@ -491,8 +483,8 @@
               <w:rPr>
                 <w:rFonts w:ascii="Avenir Next" w:hAnsi="Avenir Next" w:cs="Avenir Next" w:eastAsia="Avenir Next"/>
                 <w:color w:val="1A1A1A"/>
-                <w:sz w:val="17"/>
-                <w:szCs w:val="17"/>
+                <w:sz w:val="18"/>
+                <w:szCs w:val="18"/>
               </w:rPr>
               <w:t xml:space="preserve">41 MB is just over 40 MB.</w:t>
             </w:r>
@@ -510,8 +502,8 @@
                 <w:rFonts w:ascii="Avenir Next" w:hAnsi="Avenir Next" w:cs="Avenir Next" w:eastAsia="Avenir Next"/>
                 <w:b/>
                 <w:color w:val="1A1A1A"/>
-                <w:sz w:val="17"/>
-                <w:szCs w:val="17"/>
+                <w:sz w:val="18"/>
+                <w:szCs w:val="18"/>
               </w:rPr>
               <w:t xml:space="preserve">Answer</w:t>
             </w:r>
@@ -519,8 +511,8 @@
               <w:rPr>
                 <w:rFonts w:ascii="Avenir Next" w:hAnsi="Avenir Next" w:cs="Avenir Next" w:eastAsia="Avenir Next"/>
                 <w:color w:val="1A1A1A"/>
-                <w:sz w:val="17"/>
-                <w:szCs w:val="17"/>
+                <w:sz w:val="18"/>
+                <w:szCs w:val="18"/>
               </w:rPr>
               <w:tab/>
             </w:r>
@@ -529,8 +521,8 @@
                 <w:rFonts w:ascii="Avenir Next" w:hAnsi="Avenir Next" w:cs="Avenir Next" w:eastAsia="Avenir Next"/>
                 <w:b/>
                 <w:color w:val="1A1A1A"/>
-                <w:sz w:val="17"/>
-                <w:szCs w:val="17"/>
+                <w:sz w:val="18"/>
+                <w:szCs w:val="18"/>
               </w:rPr>
               <w:t xml:space="preserve">about 50%</w:t>
             </w:r>
@@ -629,7 +621,7 @@
           <w:sz w:val="17"/>
           <w:szCs w:val="17"/>
         </w:rPr>
-        <w:t xml:space="preserve"> (el todo)</w:t>
+        <w:t xml:space="preserve"> (el entero)</w:t>
       </w:r>
     </w:p>
     <w:p>
@@ -642,6 +634,7 @@
           <w:tab w:val="right" w:pos="9504"/>
         </w:tabs>
         <w:spacing w:before="90" w:after="50" w:line="240" w:lineRule="auto"/>
+        <w:outlineLvl w:val="1"/>
       </w:pPr>
       <w:r>
         <w:rPr>
@@ -726,8 +719,8 @@
                 <w:rFonts w:ascii="Avenir Next" w:hAnsi="Avenir Next" w:cs="Avenir Next" w:eastAsia="Avenir Next"/>
                 <w:b/>
                 <w:color w:val="1A1A1A"/>
-                <w:sz w:val="20"/>
-                <w:szCs w:val="20"/>
+                <w:sz w:val="21"/>
+                <w:szCs w:val="21"/>
               </w:rPr>
               <w:t xml:space="preserve">1.</w:t>
             </w:r>
@@ -735,8 +728,8 @@
               <w:rPr>
                 <w:rFonts w:ascii="Avenir Next" w:hAnsi="Avenir Next" w:cs="Avenir Next" w:eastAsia="Avenir Next"/>
                 <w:color w:val="1A1A1A"/>
-                <w:sz w:val="20"/>
-                <w:szCs w:val="20"/>
+                <w:sz w:val="21"/>
+                <w:szCs w:val="21"/>
               </w:rPr>
               <w:tab/>
             </w:r>
@@ -744,8 +737,8 @@
               <w:rPr>
                 <w:rFonts w:ascii="Avenir Next" w:hAnsi="Avenir Next" w:cs="Avenir Next" w:eastAsia="Avenir Next"/>
                 <w:color w:val="1A1A1A"/>
-                <w:sz w:val="20"/>
-                <w:szCs w:val="20"/>
+                <w:sz w:val="21"/>
+                <w:szCs w:val="21"/>
               </w:rPr>
               <w:t xml:space="preserve">About what percent? Name the closest benchmark: 10%, 25%, 50%, 75%, or 100%.</w:t>
             </w:r>
@@ -780,7 +773,7 @@
             <w:tr>
               <w:trPr>
                 <w:cantSplit/>
-                <w:trHeight w:val="448" w:hRule="atLeast"/>
+                <w:trHeight w:val="515" w:hRule="atLeast"/>
               </w:trPr>
               <w:tc>
                 <w:tcPr>
@@ -800,8 +793,8 @@
                       <w:rFonts w:ascii="Avenir Next" w:hAnsi="Avenir Next" w:cs="Avenir Next" w:eastAsia="Avenir Next"/>
                       <w:b/>
                       <w:color w:val="003A70"/>
-                      <w:sz w:val="20"/>
-                      <w:szCs w:val="20"/>
+                      <w:sz w:val="21"/>
+                      <w:szCs w:val="21"/>
                     </w:rPr>
                     <w:t xml:space="preserve">a.</w:t>
                   </w:r>
@@ -809,8 +802,8 @@
                     <w:rPr>
                       <w:rFonts w:ascii="Avenir Next" w:hAnsi="Avenir Next" w:cs="Avenir Next" w:eastAsia="Avenir Next"/>
                       <w:color w:val="1A1A1A"/>
-                      <w:sz w:val="20"/>
-                      <w:szCs w:val="20"/>
+                      <w:sz w:val="21"/>
+                      <w:szCs w:val="21"/>
                     </w:rPr>
                     <w:tab/>
                   </w:r>
@@ -818,8 +811,8 @@
                     <w:rPr>
                       <w:rFonts w:ascii="Avenir Next" w:hAnsi="Avenir Next" w:cs="Avenir Next" w:eastAsia="Avenir Next"/>
                       <w:color w:val="1A1A1A"/>
-                      <w:sz w:val="20"/>
-                      <w:szCs w:val="20"/>
+                      <w:sz w:val="21"/>
+                      <w:szCs w:val="21"/>
                     </w:rPr>
                     <w:t xml:space="preserve">29 out of 60 ≈</w:t>
                   </w:r>
@@ -827,8 +820,8 @@
                     <w:rPr>
                       <w:rFonts w:ascii="Avenir Next" w:hAnsi="Avenir Next" w:cs="Avenir Next" w:eastAsia="Avenir Next"/>
                       <w:color w:val="1A1A1A"/>
-                      <w:sz w:val="20"/>
-                      <w:szCs w:val="20"/>
+                      <w:sz w:val="21"/>
+                      <w:szCs w:val="21"/>
                     </w:rPr>
                     <w:t xml:space="preserve">  </w:t>
                   </w:r>
@@ -836,8 +829,8 @@
                     <w:rPr>
                       <w:rFonts w:ascii="Avenir Next" w:hAnsi="Avenir Next" w:cs="Avenir Next" w:eastAsia="Avenir Next"/>
                       <w:color w:val="1A1A1A"/>
-                      <w:sz w:val="20"/>
-                      <w:szCs w:val="20"/>
+                      <w:sz w:val="21"/>
+                      <w:szCs w:val="21"/>
                       <w:u w:val="single"/>
                     </w:rPr>
                     <w:t xml:space="preserve">      </w:t>
@@ -846,8 +839,8 @@
                     <w:rPr>
                       <w:rFonts w:ascii="Avenir Next" w:hAnsi="Avenir Next" w:cs="Avenir Next" w:eastAsia="Avenir Next"/>
                       <w:color w:val="1A1A1A"/>
-                      <w:sz w:val="20"/>
-                      <w:szCs w:val="20"/>
+                      <w:sz w:val="21"/>
+                      <w:szCs w:val="21"/>
                     </w:rPr>
                     <w:t xml:space="preserve"> %</w:t>
                   </w:r>
@@ -871,8 +864,8 @@
                       <w:rFonts w:ascii="Avenir Next" w:hAnsi="Avenir Next" w:cs="Avenir Next" w:eastAsia="Avenir Next"/>
                       <w:b/>
                       <w:color w:val="003A70"/>
-                      <w:sz w:val="20"/>
-                      <w:szCs w:val="20"/>
+                      <w:sz w:val="21"/>
+                      <w:szCs w:val="21"/>
                     </w:rPr>
                     <w:t xml:space="preserve">b.</w:t>
                   </w:r>
@@ -880,8 +873,8 @@
                     <w:rPr>
                       <w:rFonts w:ascii="Avenir Next" w:hAnsi="Avenir Next" w:cs="Avenir Next" w:eastAsia="Avenir Next"/>
                       <w:color w:val="1A1A1A"/>
-                      <w:sz w:val="20"/>
-                      <w:szCs w:val="20"/>
+                      <w:sz w:val="21"/>
+                      <w:szCs w:val="21"/>
                     </w:rPr>
                     <w:tab/>
                   </w:r>
@@ -889,8 +882,8 @@
                     <w:rPr>
                       <w:rFonts w:ascii="Avenir Next" w:hAnsi="Avenir Next" w:cs="Avenir Next" w:eastAsia="Avenir Next"/>
                       <w:color w:val="1A1A1A"/>
-                      <w:sz w:val="20"/>
-                      <w:szCs w:val="20"/>
+                      <w:sz w:val="21"/>
+                      <w:szCs w:val="21"/>
                     </w:rPr>
                     <w:t xml:space="preserve">21 out of 80 ≈</w:t>
                   </w:r>
@@ -898,8 +891,8 @@
                     <w:rPr>
                       <w:rFonts w:ascii="Avenir Next" w:hAnsi="Avenir Next" w:cs="Avenir Next" w:eastAsia="Avenir Next"/>
                       <w:color w:val="1A1A1A"/>
-                      <w:sz w:val="20"/>
-                      <w:szCs w:val="20"/>
+                      <w:sz w:val="21"/>
+                      <w:szCs w:val="21"/>
                     </w:rPr>
                     <w:t xml:space="preserve">  </w:t>
                   </w:r>
@@ -907,8 +900,8 @@
                     <w:rPr>
                       <w:rFonts w:ascii="Avenir Next" w:hAnsi="Avenir Next" w:cs="Avenir Next" w:eastAsia="Avenir Next"/>
                       <w:color w:val="1A1A1A"/>
-                      <w:sz w:val="20"/>
-                      <w:szCs w:val="20"/>
+                      <w:sz w:val="21"/>
+                      <w:szCs w:val="21"/>
                       <w:u w:val="single"/>
                     </w:rPr>
                     <w:t xml:space="preserve">      </w:t>
@@ -917,8 +910,8 @@
                     <w:rPr>
                       <w:rFonts w:ascii="Avenir Next" w:hAnsi="Avenir Next" w:cs="Avenir Next" w:eastAsia="Avenir Next"/>
                       <w:color w:val="1A1A1A"/>
-                      <w:sz w:val="20"/>
-                      <w:szCs w:val="20"/>
+                      <w:sz w:val="21"/>
+                      <w:szCs w:val="21"/>
                     </w:rPr>
                     <w:t xml:space="preserve"> %</w:t>
                   </w:r>
@@ -942,8 +935,8 @@
                       <w:rFonts w:ascii="Avenir Next" w:hAnsi="Avenir Next" w:cs="Avenir Next" w:eastAsia="Avenir Next"/>
                       <w:b/>
                       <w:color w:val="003A70"/>
-                      <w:sz w:val="20"/>
-                      <w:szCs w:val="20"/>
+                      <w:sz w:val="21"/>
+                      <w:szCs w:val="21"/>
                     </w:rPr>
                     <w:t xml:space="preserve">c.</w:t>
                   </w:r>
@@ -951,8 +944,8 @@
                     <w:rPr>
                       <w:rFonts w:ascii="Avenir Next" w:hAnsi="Avenir Next" w:cs="Avenir Next" w:eastAsia="Avenir Next"/>
                       <w:color w:val="1A1A1A"/>
-                      <w:sz w:val="20"/>
-                      <w:szCs w:val="20"/>
+                      <w:sz w:val="21"/>
+                      <w:szCs w:val="21"/>
                     </w:rPr>
                     <w:tab/>
                   </w:r>
@@ -960,17 +953,17 @@
                     <w:rPr>
                       <w:rFonts w:ascii="Avenir Next" w:hAnsi="Avenir Next" w:cs="Avenir Next" w:eastAsia="Avenir Next"/>
                       <w:color w:val="1A1A1A"/>
-                      <w:sz w:val="20"/>
-                      <w:szCs w:val="20"/>
-                    </w:rPr>
-                    <w:t xml:space="preserve">46 out of 60 ≈</w:t>
+                      <w:sz w:val="21"/>
+                      <w:szCs w:val="21"/>
+                    </w:rPr>
+                    <w:t xml:space="preserve">59 out of 120 ≈</w:t>
                   </w:r>
                   <w:r>
                     <w:rPr>
                       <w:rFonts w:ascii="Avenir Next" w:hAnsi="Avenir Next" w:cs="Avenir Next" w:eastAsia="Avenir Next"/>
                       <w:color w:val="1A1A1A"/>
-                      <w:sz w:val="20"/>
-                      <w:szCs w:val="20"/>
+                      <w:sz w:val="21"/>
+                      <w:szCs w:val="21"/>
                     </w:rPr>
                     <w:t xml:space="preserve">  </w:t>
                   </w:r>
@@ -978,8 +971,8 @@
                     <w:rPr>
                       <w:rFonts w:ascii="Avenir Next" w:hAnsi="Avenir Next" w:cs="Avenir Next" w:eastAsia="Avenir Next"/>
                       <w:color w:val="1A1A1A"/>
-                      <w:sz w:val="20"/>
-                      <w:szCs w:val="20"/>
+                      <w:sz w:val="21"/>
+                      <w:szCs w:val="21"/>
                       <w:u w:val="single"/>
                     </w:rPr>
                     <w:t xml:space="preserve">      </w:t>
@@ -988,8 +981,8 @@
                     <w:rPr>
                       <w:rFonts w:ascii="Avenir Next" w:hAnsi="Avenir Next" w:cs="Avenir Next" w:eastAsia="Avenir Next"/>
                       <w:color w:val="1A1A1A"/>
-                      <w:sz w:val="20"/>
-                      <w:szCs w:val="20"/>
+                      <w:sz w:val="21"/>
+                      <w:szCs w:val="21"/>
                     </w:rPr>
                     <w:t xml:space="preserve"> %</w:t>
                   </w:r>
@@ -999,7 +992,7 @@
             <w:tr>
               <w:trPr>
                 <w:cantSplit/>
-                <w:trHeight w:val="448" w:hRule="atLeast"/>
+                <w:trHeight w:val="515" w:hRule="atLeast"/>
               </w:trPr>
               <w:tc>
                 <w:tcPr>
@@ -1019,8 +1012,8 @@
                       <w:rFonts w:ascii="Avenir Next" w:hAnsi="Avenir Next" w:cs="Avenir Next" w:eastAsia="Avenir Next"/>
                       <w:b/>
                       <w:color w:val="003A70"/>
-                      <w:sz w:val="20"/>
-                      <w:szCs w:val="20"/>
+                      <w:sz w:val="21"/>
+                      <w:szCs w:val="21"/>
                     </w:rPr>
                     <w:t xml:space="preserve">d.</w:t>
                   </w:r>
@@ -1028,8 +1021,8 @@
                     <w:rPr>
                       <w:rFonts w:ascii="Avenir Next" w:hAnsi="Avenir Next" w:cs="Avenir Next" w:eastAsia="Avenir Next"/>
                       <w:color w:val="1A1A1A"/>
-                      <w:sz w:val="20"/>
-                      <w:szCs w:val="20"/>
+                      <w:sz w:val="21"/>
+                      <w:szCs w:val="21"/>
                     </w:rPr>
                     <w:tab/>
                   </w:r>
@@ -1037,17 +1030,17 @@
                     <w:rPr>
                       <w:rFonts w:ascii="Avenir Next" w:hAnsi="Avenir Next" w:cs="Avenir Next" w:eastAsia="Avenir Next"/>
                       <w:color w:val="1A1A1A"/>
-                      <w:sz w:val="20"/>
-                      <w:szCs w:val="20"/>
-                    </w:rPr>
-                    <w:t xml:space="preserve">11 out of 100 ≈</w:t>
+                      <w:sz w:val="21"/>
+                      <w:szCs w:val="21"/>
+                    </w:rPr>
+                    <w:t xml:space="preserve">37 out of 52 ≈</w:t>
                   </w:r>
                   <w:r>
                     <w:rPr>
                       <w:rFonts w:ascii="Avenir Next" w:hAnsi="Avenir Next" w:cs="Avenir Next" w:eastAsia="Avenir Next"/>
                       <w:color w:val="1A1A1A"/>
-                      <w:sz w:val="20"/>
-                      <w:szCs w:val="20"/>
+                      <w:sz w:val="21"/>
+                      <w:szCs w:val="21"/>
                     </w:rPr>
                     <w:t xml:space="preserve">  </w:t>
                   </w:r>
@@ -1055,8 +1048,8 @@
                     <w:rPr>
                       <w:rFonts w:ascii="Avenir Next" w:hAnsi="Avenir Next" w:cs="Avenir Next" w:eastAsia="Avenir Next"/>
                       <w:color w:val="1A1A1A"/>
-                      <w:sz w:val="20"/>
-                      <w:szCs w:val="20"/>
+                      <w:sz w:val="21"/>
+                      <w:szCs w:val="21"/>
                       <w:u w:val="single"/>
                     </w:rPr>
                     <w:t xml:space="preserve">      </w:t>
@@ -1065,8 +1058,8 @@
                     <w:rPr>
                       <w:rFonts w:ascii="Avenir Next" w:hAnsi="Avenir Next" w:cs="Avenir Next" w:eastAsia="Avenir Next"/>
                       <w:color w:val="1A1A1A"/>
-                      <w:sz w:val="20"/>
-                      <w:szCs w:val="20"/>
+                      <w:sz w:val="21"/>
+                      <w:szCs w:val="21"/>
                     </w:rPr>
                     <w:t xml:space="preserve"> %</w:t>
                   </w:r>
@@ -1090,8 +1083,8 @@
                       <w:rFonts w:ascii="Avenir Next" w:hAnsi="Avenir Next" w:cs="Avenir Next" w:eastAsia="Avenir Next"/>
                       <w:b/>
                       <w:color w:val="003A70"/>
-                      <w:sz w:val="20"/>
-                      <w:szCs w:val="20"/>
+                      <w:sz w:val="21"/>
+                      <w:szCs w:val="21"/>
                     </w:rPr>
                     <w:t xml:space="preserve">e.</w:t>
                   </w:r>
@@ -1099,8 +1092,8 @@
                     <w:rPr>
                       <w:rFonts w:ascii="Avenir Next" w:hAnsi="Avenir Next" w:cs="Avenir Next" w:eastAsia="Avenir Next"/>
                       <w:color w:val="1A1A1A"/>
-                      <w:sz w:val="20"/>
-                      <w:szCs w:val="20"/>
+                      <w:sz w:val="21"/>
+                      <w:szCs w:val="21"/>
                     </w:rPr>
                     <w:tab/>
                   </w:r>
@@ -1108,17 +1101,17 @@
                     <w:rPr>
                       <w:rFonts w:ascii="Avenir Next" w:hAnsi="Avenir Next" w:cs="Avenir Next" w:eastAsia="Avenir Next"/>
                       <w:color w:val="1A1A1A"/>
-                      <w:sz w:val="20"/>
-                      <w:szCs w:val="20"/>
-                    </w:rPr>
-                    <w:t xml:space="preserve">39 out of 40 ≈</w:t>
+                      <w:sz w:val="21"/>
+                      <w:szCs w:val="21"/>
+                    </w:rPr>
+                    <w:t xml:space="preserve">17 out of 160 ≈</w:t>
                   </w:r>
                   <w:r>
                     <w:rPr>
                       <w:rFonts w:ascii="Avenir Next" w:hAnsi="Avenir Next" w:cs="Avenir Next" w:eastAsia="Avenir Next"/>
                       <w:color w:val="1A1A1A"/>
-                      <w:sz w:val="20"/>
-                      <w:szCs w:val="20"/>
+                      <w:sz w:val="21"/>
+                      <w:szCs w:val="21"/>
                     </w:rPr>
                     <w:t xml:space="preserve">  </w:t>
                   </w:r>
@@ -1126,8 +1119,8 @@
                     <w:rPr>
                       <w:rFonts w:ascii="Avenir Next" w:hAnsi="Avenir Next" w:cs="Avenir Next" w:eastAsia="Avenir Next"/>
                       <w:color w:val="1A1A1A"/>
-                      <w:sz w:val="20"/>
-                      <w:szCs w:val="20"/>
+                      <w:sz w:val="21"/>
+                      <w:szCs w:val="21"/>
                       <w:u w:val="single"/>
                     </w:rPr>
                     <w:t xml:space="preserve">      </w:t>
@@ -1136,8 +1129,8 @@
                     <w:rPr>
                       <w:rFonts w:ascii="Avenir Next" w:hAnsi="Avenir Next" w:cs="Avenir Next" w:eastAsia="Avenir Next"/>
                       <w:color w:val="1A1A1A"/>
-                      <w:sz w:val="20"/>
-                      <w:szCs w:val="20"/>
+                      <w:sz w:val="21"/>
+                      <w:szCs w:val="21"/>
                     </w:rPr>
                     <w:t xml:space="preserve"> %</w:t>
                   </w:r>
@@ -1161,8 +1154,8 @@
                       <w:rFonts w:ascii="Avenir Next" w:hAnsi="Avenir Next" w:cs="Avenir Next" w:eastAsia="Avenir Next"/>
                       <w:b/>
                       <w:color w:val="003A70"/>
-                      <w:sz w:val="20"/>
-                      <w:szCs w:val="20"/>
+                      <w:sz w:val="21"/>
+                      <w:szCs w:val="21"/>
                     </w:rPr>
                     <w:t xml:space="preserve">f.</w:t>
                   </w:r>
@@ -1170,8 +1163,8 @@
                     <w:rPr>
                       <w:rFonts w:ascii="Avenir Next" w:hAnsi="Avenir Next" w:cs="Avenir Next" w:eastAsia="Avenir Next"/>
                       <w:color w:val="1A1A1A"/>
-                      <w:sz w:val="20"/>
-                      <w:szCs w:val="20"/>
+                      <w:sz w:val="21"/>
+                      <w:szCs w:val="21"/>
                     </w:rPr>
                     <w:tab/>
                   </w:r>
@@ -1179,17 +1172,17 @@
                     <w:rPr>
                       <w:rFonts w:ascii="Avenir Next" w:hAnsi="Avenir Next" w:cs="Avenir Next" w:eastAsia="Avenir Next"/>
                       <w:color w:val="1A1A1A"/>
-                      <w:sz w:val="20"/>
-                      <w:szCs w:val="20"/>
-                    </w:rPr>
-                    <w:t xml:space="preserve">59 out of 120 ≈</w:t>
+                      <w:sz w:val="21"/>
+                      <w:szCs w:val="21"/>
+                    </w:rPr>
+                    <w:t xml:space="preserve">39 out of 40 ≈</w:t>
                   </w:r>
                   <w:r>
                     <w:rPr>
                       <w:rFonts w:ascii="Avenir Next" w:hAnsi="Avenir Next" w:cs="Avenir Next" w:eastAsia="Avenir Next"/>
                       <w:color w:val="1A1A1A"/>
-                      <w:sz w:val="20"/>
-                      <w:szCs w:val="20"/>
+                      <w:sz w:val="21"/>
+                      <w:szCs w:val="21"/>
                     </w:rPr>
                     <w:t xml:space="preserve">  </w:t>
                   </w:r>
@@ -1197,8 +1190,8 @@
                     <w:rPr>
                       <w:rFonts w:ascii="Avenir Next" w:hAnsi="Avenir Next" w:cs="Avenir Next" w:eastAsia="Avenir Next"/>
                       <w:color w:val="1A1A1A"/>
-                      <w:sz w:val="20"/>
-                      <w:szCs w:val="20"/>
+                      <w:sz w:val="21"/>
+                      <w:szCs w:val="21"/>
                       <w:u w:val="single"/>
                     </w:rPr>
                     <w:t xml:space="preserve">      </w:t>
@@ -1207,8 +1200,8 @@
                     <w:rPr>
                       <w:rFonts w:ascii="Avenir Next" w:hAnsi="Avenir Next" w:cs="Avenir Next" w:eastAsia="Avenir Next"/>
                       <w:color w:val="1A1A1A"/>
-                      <w:sz w:val="20"/>
-                      <w:szCs w:val="20"/>
+                      <w:sz w:val="21"/>
+                      <w:szCs w:val="21"/>
                     </w:rPr>
                     <w:t xml:space="preserve"> %</w:t>
                   </w:r>
@@ -1281,8 +1274,8 @@
                 <w:rFonts w:ascii="Avenir Next" w:hAnsi="Avenir Next" w:cs="Avenir Next" w:eastAsia="Avenir Next"/>
                 <w:b/>
                 <w:color w:val="1A1A1A"/>
-                <w:sz w:val="20"/>
-                <w:szCs w:val="20"/>
+                <w:sz w:val="21"/>
+                <w:szCs w:val="21"/>
               </w:rPr>
               <w:t xml:space="preserve">2.</w:t>
             </w:r>
@@ -1290,8 +1283,8 @@
               <w:rPr>
                 <w:rFonts w:ascii="Avenir Next" w:hAnsi="Avenir Next" w:cs="Avenir Next" w:eastAsia="Avenir Next"/>
                 <w:color w:val="1A1A1A"/>
-                <w:sz w:val="20"/>
-                <w:szCs w:val="20"/>
+                <w:sz w:val="21"/>
+                <w:szCs w:val="21"/>
               </w:rPr>
               <w:tab/>
             </w:r>
@@ -1300,8 +1293,8 @@
                 <w:rFonts w:ascii="Avenir Next" w:hAnsi="Avenir Next" w:cs="Avenir Next" w:eastAsia="Avenir Next"/>
                 <w:b/>
                 <w:color w:val="1A1A1A"/>
-                <w:sz w:val="20"/>
-                <w:szCs w:val="20"/>
+                <w:sz w:val="21"/>
+                <w:szCs w:val="21"/>
               </w:rPr>
               <w:t xml:space="preserve">Reading Goal.  </w:t>
             </w:r>
@@ -1309,10 +1302,10 @@
               <w:rPr>
                 <w:rFonts w:ascii="Avenir Next" w:hAnsi="Avenir Next" w:cs="Avenir Next" w:eastAsia="Avenir Next"/>
                 <w:color w:val="1A1A1A"/>
-                <w:sz w:val="20"/>
-                <w:szCs w:val="20"/>
-              </w:rPr>
-              <w:t xml:space="preserve">Malik’s goal is 320 pages this month. He has read 162 pages. Fill in the double number line.</w:t>
+                <w:sz w:val="21"/>
+                <w:szCs w:val="21"/>
+              </w:rPr>
+              <w:t xml:space="preserve">Malik’s goal is 320 pages this month. He has read 162 pages. Fill in the double number line. Then estimate the percent of his goal read.</w:t>
             </w:r>
           </w:p>
           <w:p>
@@ -1326,8 +1319,8 @@
                 <w:rFonts w:ascii="Avenir Next" w:hAnsi="Avenir Next" w:cs="Avenir Next" w:eastAsia="Avenir Next"/>
                 <w:b/>
                 <w:color w:val="003A70"/>
-                <w:sz w:val="17"/>
-                <w:szCs w:val="17"/>
+                <w:sz w:val="18"/>
+                <w:szCs w:val="18"/>
               </w:rPr>
               <w:t xml:space="preserve">Hint  </w:t>
             </w:r>
@@ -1336,8 +1329,8 @@
                 <w:rFonts w:ascii="Avenir Next" w:hAnsi="Avenir Next" w:cs="Avenir Next" w:eastAsia="Avenir Next"/>
                 <w:i/>
                 <w:color w:val="5A5F66"/>
-                <w:sz w:val="17"/>
-                <w:szCs w:val="17"/>
+                <w:sz w:val="18"/>
+                <w:szCs w:val="18"/>
               </w:rPr>
               <w:t xml:space="preserve">Each jump on the top line is 320 ÷ 4 pages.</w:t>
             </w:r>
@@ -1384,29 +1377,28 @@
           </w:p>
           <w:p>
             <w:pPr>
-              <w:keepNext/>
               <w:tabs>
-                <w:tab w:val="left" w:pos="772"/>
+                <w:tab w:val="right" w:leader="underscore" w:pos="9194"/>
               </w:tabs>
-              <w:spacing w:before="0" w:after="60" w:line="276" w:lineRule="auto"/>
-              <w:ind w:left="772" w:hanging="340"/>
-            </w:pPr>
-            <w:r>
-              <w:rPr>
-                <w:rFonts w:ascii="Avenir Next" w:hAnsi="Avenir Next" w:cs="Avenir Next" w:eastAsia="Avenir Next"/>
-                <w:b/>
-                <w:color w:val="003A70"/>
-                <w:sz w:val="20"/>
-                <w:szCs w:val="20"/>
-              </w:rPr>
-              <w:t xml:space="preserve">a.</w:t>
-            </w:r>
-            <w:r>
-              <w:rPr>
-                <w:rFonts w:ascii="Avenir Next" w:hAnsi="Avenir Next" w:cs="Avenir Next" w:eastAsia="Avenir Next"/>
-                <w:color w:val="1A1A1A"/>
-                <w:sz w:val="20"/>
-                <w:szCs w:val="20"/>
+              <w:spacing w:before="90" w:after="40" w:line="264" w:lineRule="auto"/>
+              <w:ind w:left="432"/>
+            </w:pPr>
+            <w:r>
+              <w:rPr>
+                <w:rFonts w:ascii="Avenir Next" w:hAnsi="Avenir Next" w:cs="Avenir Next" w:eastAsia="Avenir Next"/>
+                <w:b/>
+                <w:color w:val="1A1A1A"/>
+                <w:sz w:val="18"/>
+                <w:szCs w:val="18"/>
+              </w:rPr>
+              <w:t xml:space="preserve">About</w:t>
+            </w:r>
+            <w:r>
+              <w:rPr>
+                <w:rFonts w:ascii="Avenir Next" w:hAnsi="Avenir Next" w:cs="Avenir Next" w:eastAsia="Avenir Next"/>
+                <w:color w:val="1A1A1A"/>
+                <w:sz w:val="18"/>
+                <w:szCs w:val="18"/>
               </w:rPr>
               <w:tab/>
             </w:r>
@@ -1414,76 +1406,10 @@
               <w:rPr>
                 <w:rFonts w:ascii="Avenir Next" w:hAnsi="Avenir Next" w:cs="Avenir Next" w:eastAsia="Avenir Next"/>
                 <w:color w:val="1A1A1A"/>
-                <w:sz w:val="20"/>
-                <w:szCs w:val="20"/>
-              </w:rPr>
-              <w:t xml:space="preserve">Fill in the missing page numbers.</w:t>
-            </w:r>
-          </w:p>
-          <w:p>
-            <w:pPr>
-              <w:keepNext/>
-              <w:tabs>
-                <w:tab w:val="left" w:pos="772"/>
-              </w:tabs>
-              <w:spacing w:before="0" w:after="60" w:line="276" w:lineRule="auto"/>
-              <w:ind w:left="772" w:hanging="340"/>
-            </w:pPr>
-            <w:r>
-              <w:rPr>
-                <w:rFonts w:ascii="Avenir Next" w:hAnsi="Avenir Next" w:cs="Avenir Next" w:eastAsia="Avenir Next"/>
-                <w:b/>
-                <w:color w:val="003A70"/>
-                <w:sz w:val="20"/>
-                <w:szCs w:val="20"/>
-              </w:rPr>
-              <w:t xml:space="preserve">b.</w:t>
-            </w:r>
-            <w:r>
-              <w:rPr>
-                <w:rFonts w:ascii="Avenir Next" w:hAnsi="Avenir Next" w:cs="Avenir Next" w:eastAsia="Avenir Next"/>
-                <w:color w:val="1A1A1A"/>
-                <w:sz w:val="20"/>
-                <w:szCs w:val="20"/>
-              </w:rPr>
-              <w:tab/>
-            </w:r>
-            <w:r>
-              <w:rPr>
-                <w:rFonts w:ascii="Avenir Next" w:hAnsi="Avenir Next" w:cs="Avenir Next" w:eastAsia="Avenir Next"/>
-                <w:color w:val="1A1A1A"/>
-                <w:sz w:val="20"/>
-                <w:szCs w:val="20"/>
-              </w:rPr>
-              <w:t xml:space="preserve">About what percent of his goal has he read?</w:t>
-            </w:r>
-            <w:r>
-              <w:rPr>
-                <w:rFonts w:ascii="Avenir Next" w:hAnsi="Avenir Next" w:cs="Avenir Next" w:eastAsia="Avenir Next"/>
-                <w:color w:val="1A1A1A"/>
-                <w:sz w:val="20"/>
-                <w:szCs w:val="20"/>
-              </w:rPr>
-              <w:t xml:space="preserve">  </w:t>
-            </w:r>
-            <w:r>
-              <w:rPr>
-                <w:rFonts w:ascii="Avenir Next" w:hAnsi="Avenir Next" w:cs="Avenir Next" w:eastAsia="Avenir Next"/>
-                <w:color w:val="1A1A1A"/>
-                <w:sz w:val="20"/>
-                <w:szCs w:val="20"/>
-                <w:u w:val="single"/>
-              </w:rPr>
-              <w:t xml:space="preserve">                </w:t>
-            </w:r>
-            <w:r>
-              <w:rPr>
-                <w:rFonts w:ascii="Avenir Next" w:hAnsi="Avenir Next" w:cs="Avenir Next" w:eastAsia="Avenir Next"/>
-                <w:color w:val="1A1A1A"/>
-                <w:sz w:val="20"/>
-                <w:szCs w:val="20"/>
-              </w:rPr>
-              <w:t xml:space="preserve"> %</w:t>
+                <w:sz w:val="18"/>
+                <w:szCs w:val="18"/>
+              </w:rPr>
+              <w:t xml:space="preserve">  %</w:t>
             </w:r>
           </w:p>
         </w:tc>
@@ -1547,8 +1473,8 @@
                 <w:rFonts w:ascii="Avenir Next" w:hAnsi="Avenir Next" w:cs="Avenir Next" w:eastAsia="Avenir Next"/>
                 <w:b/>
                 <w:color w:val="1A1A1A"/>
-                <w:sz w:val="20"/>
-                <w:szCs w:val="20"/>
+                <w:sz w:val="21"/>
+                <w:szCs w:val="21"/>
               </w:rPr>
               <w:t xml:space="preserve">3.</w:t>
             </w:r>
@@ -1556,8 +1482,8 @@
               <w:rPr>
                 <w:rFonts w:ascii="Avenir Next" w:hAnsi="Avenir Next" w:cs="Avenir Next" w:eastAsia="Avenir Next"/>
                 <w:color w:val="1A1A1A"/>
-                <w:sz w:val="20"/>
-                <w:szCs w:val="20"/>
+                <w:sz w:val="21"/>
+                <w:szCs w:val="21"/>
               </w:rPr>
               <w:tab/>
             </w:r>
@@ -1566,8 +1492,8 @@
                 <w:rFonts w:ascii="Avenir Next" w:hAnsi="Avenir Next" w:cs="Avenir Next" w:eastAsia="Avenir Next"/>
                 <w:b/>
                 <w:color w:val="1A1A1A"/>
-                <w:sz w:val="20"/>
-                <w:szCs w:val="20"/>
+                <w:sz w:val="21"/>
+                <w:szCs w:val="21"/>
               </w:rPr>
               <w:t xml:space="preserve">Class Fundraiser.  </w:t>
             </w:r>
@@ -1575,8 +1501,8 @@
               <w:rPr>
                 <w:rFonts w:ascii="Avenir Next" w:hAnsi="Avenir Next" w:cs="Avenir Next" w:eastAsia="Avenir Next"/>
                 <w:color w:val="1A1A1A"/>
-                <w:sz w:val="20"/>
-                <w:szCs w:val="20"/>
+                <w:sz w:val="21"/>
+                <w:szCs w:val="21"/>
               </w:rPr>
               <w:t xml:space="preserve">A class wants to raise $600. So far it has raised $452.</w:t>
             </w:r>
@@ -1592,8 +1518,8 @@
                 <w:rFonts w:ascii="Avenir Next" w:hAnsi="Avenir Next" w:cs="Avenir Next" w:eastAsia="Avenir Next"/>
                 <w:b/>
                 <w:color w:val="003A70"/>
-                <w:sz w:val="17"/>
-                <w:szCs w:val="17"/>
+                <w:sz w:val="18"/>
+                <w:szCs w:val="18"/>
               </w:rPr>
               <w:t xml:space="preserve">Hint  </w:t>
             </w:r>
@@ -1602,8 +1528,8 @@
                 <w:rFonts w:ascii="Avenir Next" w:hAnsi="Avenir Next" w:cs="Avenir Next" w:eastAsia="Avenir Next"/>
                 <w:i/>
                 <w:color w:val="5A5F66"/>
-                <w:sz w:val="17"/>
-                <w:szCs w:val="17"/>
+                <w:sz w:val="18"/>
+                <w:szCs w:val="18"/>
               </w:rPr>
               <w:t xml:space="preserve">Find 75% of $600 and compare.</w:t>
             </w:r>
@@ -1622,8 +1548,8 @@
                 <w:rFonts w:ascii="Avenir Next" w:hAnsi="Avenir Next" w:cs="Avenir Next" w:eastAsia="Avenir Next"/>
                 <w:b/>
                 <w:color w:val="003A70"/>
-                <w:sz w:val="20"/>
-                <w:szCs w:val="20"/>
+                <w:sz w:val="21"/>
+                <w:szCs w:val="21"/>
               </w:rPr>
               <w:t xml:space="preserve">a.</w:t>
             </w:r>
@@ -1631,8 +1557,8 @@
               <w:rPr>
                 <w:rFonts w:ascii="Avenir Next" w:hAnsi="Avenir Next" w:cs="Avenir Next" w:eastAsia="Avenir Next"/>
                 <w:color w:val="1A1A1A"/>
-                <w:sz w:val="20"/>
-                <w:szCs w:val="20"/>
+                <w:sz w:val="21"/>
+                <w:szCs w:val="21"/>
               </w:rPr>
               <w:tab/>
             </w:r>
@@ -1640,8 +1566,8 @@
               <w:rPr>
                 <w:rFonts w:ascii="Avenir Next" w:hAnsi="Avenir Next" w:cs="Avenir Next" w:eastAsia="Avenir Next"/>
                 <w:color w:val="1A1A1A"/>
-                <w:sz w:val="20"/>
-                <w:szCs w:val="20"/>
+                <w:sz w:val="21"/>
+                <w:szCs w:val="21"/>
               </w:rPr>
               <w:t xml:space="preserve">10% of the goal</w:t>
             </w:r>
@@ -1649,8 +1575,8 @@
               <w:rPr>
                 <w:rFonts w:ascii="Avenir Next" w:hAnsi="Avenir Next" w:cs="Avenir Next" w:eastAsia="Avenir Next"/>
                 <w:color w:val="1A1A1A"/>
-                <w:sz w:val="20"/>
-                <w:szCs w:val="20"/>
+                <w:sz w:val="21"/>
+                <w:szCs w:val="21"/>
               </w:rPr>
               <w:t xml:space="preserve">  </w:t>
             </w:r>
@@ -1658,8 +1584,8 @@
               <w:rPr>
                 <w:rFonts w:ascii="Avenir Next" w:hAnsi="Avenir Next" w:cs="Avenir Next" w:eastAsia="Avenir Next"/>
                 <w:color w:val="1A1A1A"/>
-                <w:sz w:val="20"/>
-                <w:szCs w:val="20"/>
+                <w:sz w:val="21"/>
+                <w:szCs w:val="21"/>
                 <w:u w:val="single"/>
               </w:rPr>
               <w:t xml:space="preserve">                      </w:t>
@@ -1679,8 +1605,8 @@
                 <w:rFonts w:ascii="Avenir Next" w:hAnsi="Avenir Next" w:cs="Avenir Next" w:eastAsia="Avenir Next"/>
                 <w:b/>
                 <w:color w:val="003A70"/>
-                <w:sz w:val="20"/>
-                <w:szCs w:val="20"/>
+                <w:sz w:val="21"/>
+                <w:szCs w:val="21"/>
               </w:rPr>
               <w:t xml:space="preserve">b.</w:t>
             </w:r>
@@ -1688,8 +1614,8 @@
               <w:rPr>
                 <w:rFonts w:ascii="Avenir Next" w:hAnsi="Avenir Next" w:cs="Avenir Next" w:eastAsia="Avenir Next"/>
                 <w:color w:val="1A1A1A"/>
-                <w:sz w:val="20"/>
-                <w:szCs w:val="20"/>
+                <w:sz w:val="21"/>
+                <w:szCs w:val="21"/>
               </w:rPr>
               <w:tab/>
             </w:r>
@@ -1697,8 +1623,8 @@
               <w:rPr>
                 <w:rFonts w:ascii="Avenir Next" w:hAnsi="Avenir Next" w:cs="Avenir Next" w:eastAsia="Avenir Next"/>
                 <w:color w:val="1A1A1A"/>
-                <w:sz w:val="20"/>
-                <w:szCs w:val="20"/>
+                <w:sz w:val="21"/>
+                <w:szCs w:val="21"/>
               </w:rPr>
               <w:t xml:space="preserve">About what percent?</w:t>
             </w:r>
@@ -1706,8 +1632,8 @@
               <w:rPr>
                 <w:rFonts w:ascii="Avenir Next" w:hAnsi="Avenir Next" w:cs="Avenir Next" w:eastAsia="Avenir Next"/>
                 <w:color w:val="1A1A1A"/>
-                <w:sz w:val="20"/>
-                <w:szCs w:val="20"/>
+                <w:sz w:val="21"/>
+                <w:szCs w:val="21"/>
               </w:rPr>
               <w:t xml:space="preserve">  </w:t>
             </w:r>
@@ -1715,8 +1641,8 @@
               <w:rPr>
                 <w:rFonts w:ascii="Avenir Next" w:hAnsi="Avenir Next" w:cs="Avenir Next" w:eastAsia="Avenir Next"/>
                 <w:color w:val="1A1A1A"/>
-                <w:sz w:val="20"/>
-                <w:szCs w:val="20"/>
+                <w:sz w:val="21"/>
+                <w:szCs w:val="21"/>
                 <w:u w:val="single"/>
               </w:rPr>
               <w:t xml:space="preserve">                </w:t>
@@ -1725,8 +1651,8 @@
               <w:rPr>
                 <w:rFonts w:ascii="Avenir Next" w:hAnsi="Avenir Next" w:cs="Avenir Next" w:eastAsia="Avenir Next"/>
                 <w:color w:val="1A1A1A"/>
-                <w:sz w:val="20"/>
-                <w:szCs w:val="20"/>
+                <w:sz w:val="21"/>
+                <w:szCs w:val="21"/>
               </w:rPr>
               <w:t xml:space="preserve"> %</w:t>
             </w:r>
@@ -1751,8 +1677,8 @@
                 <w:rFonts w:ascii="Avenir Next" w:hAnsi="Avenir Next" w:cs="Avenir Next" w:eastAsia="Avenir Next"/>
                 <w:b/>
                 <w:color w:val="1A1A1A"/>
-                <w:sz w:val="20"/>
-                <w:szCs w:val="20"/>
+                <w:sz w:val="21"/>
+                <w:szCs w:val="21"/>
               </w:rPr>
               <w:t xml:space="preserve">4.</w:t>
             </w:r>
@@ -1760,8 +1686,8 @@
               <w:rPr>
                 <w:rFonts w:ascii="Avenir Next" w:hAnsi="Avenir Next" w:cs="Avenir Next" w:eastAsia="Avenir Next"/>
                 <w:color w:val="1A1A1A"/>
-                <w:sz w:val="20"/>
-                <w:szCs w:val="20"/>
+                <w:sz w:val="21"/>
+                <w:szCs w:val="21"/>
               </w:rPr>
               <w:tab/>
             </w:r>
@@ -1770,8 +1696,8 @@
                 <w:rFonts w:ascii="Avenir Next" w:hAnsi="Avenir Next" w:cs="Avenir Next" w:eastAsia="Avenir Next"/>
                 <w:b/>
                 <w:color w:val="1A1A1A"/>
-                <w:sz w:val="20"/>
-                <w:szCs w:val="20"/>
+                <w:sz w:val="21"/>
+                <w:szCs w:val="21"/>
               </w:rPr>
               <w:t xml:space="preserve">Gym Water Jug.  </w:t>
             </w:r>
@@ -1779,8 +1705,8 @@
               <w:rPr>
                 <w:rFonts w:ascii="Avenir Next" w:hAnsi="Avenir Next" w:cs="Avenir Next" w:eastAsia="Avenir Next"/>
                 <w:color w:val="1A1A1A"/>
-                <w:sz w:val="20"/>
-                <w:szCs w:val="20"/>
+                <w:sz w:val="21"/>
+                <w:szCs w:val="21"/>
               </w:rPr>
               <w:t xml:space="preserve">A water jug holds 48 cups. It has 23 cups left.</w:t>
             </w:r>
@@ -1799,8 +1725,8 @@
                 <w:rFonts w:ascii="Avenir Next" w:hAnsi="Avenir Next" w:cs="Avenir Next" w:eastAsia="Avenir Next"/>
                 <w:b/>
                 <w:color w:val="003A70"/>
-                <w:sz w:val="20"/>
-                <w:szCs w:val="20"/>
+                <w:sz w:val="21"/>
+                <w:szCs w:val="21"/>
               </w:rPr>
               <w:t xml:space="preserve">a.</w:t>
             </w:r>
@@ -1808,8 +1734,8 @@
               <w:rPr>
                 <w:rFonts w:ascii="Avenir Next" w:hAnsi="Avenir Next" w:cs="Avenir Next" w:eastAsia="Avenir Next"/>
                 <w:color w:val="1A1A1A"/>
-                <w:sz w:val="20"/>
-                <w:szCs w:val="20"/>
+                <w:sz w:val="21"/>
+                <w:szCs w:val="21"/>
               </w:rPr>
               <w:tab/>
             </w:r>
@@ -1817,8 +1743,8 @@
               <w:rPr>
                 <w:rFonts w:ascii="Avenir Next" w:hAnsi="Avenir Next" w:cs="Avenir Next" w:eastAsia="Avenir Next"/>
                 <w:color w:val="1A1A1A"/>
-                <w:sz w:val="20"/>
-                <w:szCs w:val="20"/>
+                <w:sz w:val="21"/>
+                <w:szCs w:val="21"/>
               </w:rPr>
               <w:t xml:space="preserve">Half of the jug, in cups</w:t>
             </w:r>
@@ -1826,8 +1752,8 @@
               <w:rPr>
                 <w:rFonts w:ascii="Avenir Next" w:hAnsi="Avenir Next" w:cs="Avenir Next" w:eastAsia="Avenir Next"/>
                 <w:color w:val="1A1A1A"/>
-                <w:sz w:val="20"/>
-                <w:szCs w:val="20"/>
+                <w:sz w:val="21"/>
+                <w:szCs w:val="21"/>
               </w:rPr>
               <w:t xml:space="preserve">  </w:t>
             </w:r>
@@ -1835,8 +1761,8 @@
               <w:rPr>
                 <w:rFonts w:ascii="Avenir Next" w:hAnsi="Avenir Next" w:cs="Avenir Next" w:eastAsia="Avenir Next"/>
                 <w:color w:val="1A1A1A"/>
-                <w:sz w:val="20"/>
-                <w:szCs w:val="20"/>
+                <w:sz w:val="21"/>
+                <w:szCs w:val="21"/>
                 <w:u w:val="single"/>
               </w:rPr>
               <w:t xml:space="preserve">                      </w:t>
@@ -1856,8 +1782,8 @@
                 <w:rFonts w:ascii="Avenir Next" w:hAnsi="Avenir Next" w:cs="Avenir Next" w:eastAsia="Avenir Next"/>
                 <w:b/>
                 <w:color w:val="003A70"/>
-                <w:sz w:val="20"/>
-                <w:szCs w:val="20"/>
+                <w:sz w:val="21"/>
+                <w:szCs w:val="21"/>
               </w:rPr>
               <w:t xml:space="preserve">b.</w:t>
             </w:r>
@@ -1865,8 +1791,8 @@
               <w:rPr>
                 <w:rFonts w:ascii="Avenir Next" w:hAnsi="Avenir Next" w:cs="Avenir Next" w:eastAsia="Avenir Next"/>
                 <w:color w:val="1A1A1A"/>
-                <w:sz w:val="20"/>
-                <w:szCs w:val="20"/>
+                <w:sz w:val="21"/>
+                <w:szCs w:val="21"/>
               </w:rPr>
               <w:tab/>
             </w:r>
@@ -1874,17 +1800,17 @@
               <w:rPr>
                 <w:rFonts w:ascii="Avenir Next" w:hAnsi="Avenir Next" w:cs="Avenir Next" w:eastAsia="Avenir Next"/>
                 <w:color w:val="1A1A1A"/>
-                <w:sz w:val="20"/>
-                <w:szCs w:val="20"/>
-              </w:rPr>
-              <w:t xml:space="preserve">About what percent is left?</w:t>
-            </w:r>
-            <w:r>
-              <w:rPr>
-                <w:rFonts w:ascii="Avenir Next" w:hAnsi="Avenir Next" w:cs="Avenir Next" w:eastAsia="Avenir Next"/>
-                <w:color w:val="1A1A1A"/>
-                <w:sz w:val="20"/>
-                <w:szCs w:val="20"/>
+                <w:sz w:val="21"/>
+                <w:szCs w:val="21"/>
+              </w:rPr>
+              <w:t xml:space="preserve">Percent left: about</w:t>
+            </w:r>
+            <w:r>
+              <w:rPr>
+                <w:rFonts w:ascii="Avenir Next" w:hAnsi="Avenir Next" w:cs="Avenir Next" w:eastAsia="Avenir Next"/>
+                <w:color w:val="1A1A1A"/>
+                <w:sz w:val="21"/>
+                <w:szCs w:val="21"/>
               </w:rPr>
               <w:t xml:space="preserve">  </w:t>
             </w:r>
@@ -1892,8 +1818,8 @@
               <w:rPr>
                 <w:rFonts w:ascii="Avenir Next" w:hAnsi="Avenir Next" w:cs="Avenir Next" w:eastAsia="Avenir Next"/>
                 <w:color w:val="1A1A1A"/>
-                <w:sz w:val="20"/>
-                <w:szCs w:val="20"/>
+                <w:sz w:val="21"/>
+                <w:szCs w:val="21"/>
                 <w:u w:val="single"/>
               </w:rPr>
               <w:t xml:space="preserve">                </w:t>
@@ -1902,10 +1828,494 @@
               <w:rPr>
                 <w:rFonts w:ascii="Avenir Next" w:hAnsi="Avenir Next" w:cs="Avenir Next" w:eastAsia="Avenir Next"/>
                 <w:color w:val="1A1A1A"/>
-                <w:sz w:val="20"/>
-                <w:szCs w:val="20"/>
+                <w:sz w:val="21"/>
+                <w:szCs w:val="21"/>
               </w:rPr>
               <w:t xml:space="preserve"> %</w:t>
+            </w:r>
+          </w:p>
+        </w:tc>
+      </w:tr>
+    </w:tbl>
+    <w:p>
+      <w:pPr>
+        <w:spacing w:before="0" w:after="0" w:line="20" w:lineRule="exact"/>
+      </w:pPr>
+    </w:p>
+    <w:p>
+      <w:pPr>
+        <w:spacing w:before="0" w:after="0" w:line="20" w:lineRule="exact"/>
+      </w:pPr>
+    </w:p>
+    <w:tbl>
+      <w:tblPr>
+        <w:tblW w:w="9504" w:type="dxa"/>
+        <w:jc w:val="left"/>
+        <w:tblBorders>
+          <w:top w:val="nil"/>
+          <w:left w:val="nil"/>
+          <w:bottom w:val="nil"/>
+          <w:right w:val="nil"/>
+          <w:insideH w:val="nil"/>
+          <w:insideV w:val="nil"/>
+        </w:tblBorders>
+        <w:tblLayout w:type="fixed"/>
+        <w:tblCellMar>
+          <w:top w:w="0" w:type="dxa"/>
+          <w:left w:w="0" w:type="dxa"/>
+          <w:bottom w:w="0" w:type="dxa"/>
+          <w:right w:w="260" w:type="dxa"/>
+        </w:tblCellMar>
+        <w:tblLook w:val="0000" w:firstRow="0" w:lastRow="0" w:firstColumn="0" w:lastColumn="0" w:noHBand="1" w:noVBand="1"/>
+      </w:tblPr>
+      <w:tblGrid>
+        <w:gridCol w:w="4752"/>
+        <w:gridCol w:w="4752"/>
+      </w:tblGrid>
+      <w:tr>
+        <w:trPr>
+          <w:cantSplit/>
+        </w:trPr>
+        <w:tc>
+          <w:tcPr>
+            <w:tcW w:w="4752" w:type="dxa"/>
+            <w:vAlign w:val="top"/>
+          </w:tcPr>
+          <w:p>
+            <w:pPr>
+              <w:keepNext/>
+              <w:tabs>
+                <w:tab w:val="left" w:pos="432"/>
+              </w:tabs>
+              <w:spacing w:before="90" w:after="40" w:line="268" w:lineRule="auto"/>
+              <w:ind w:left="432" w:hanging="432"/>
+            </w:pPr>
+            <w:r>
+              <w:rPr>
+                <w:rFonts w:ascii="Avenir Next" w:hAnsi="Avenir Next" w:cs="Avenir Next" w:eastAsia="Avenir Next"/>
+                <w:b/>
+                <w:color w:val="1A1A1A"/>
+                <w:sz w:val="21"/>
+                <w:szCs w:val="21"/>
+              </w:rPr>
+              <w:t xml:space="preserve">5.</w:t>
+            </w:r>
+            <w:r>
+              <w:rPr>
+                <w:rFonts w:ascii="Avenir Next" w:hAnsi="Avenir Next" w:cs="Avenir Next" w:eastAsia="Avenir Next"/>
+                <w:color w:val="1A1A1A"/>
+                <w:sz w:val="21"/>
+                <w:szCs w:val="21"/>
+              </w:rPr>
+              <w:tab/>
+            </w:r>
+            <w:r>
+              <w:rPr>
+                <w:rFonts w:ascii="Avenir Next" w:hAnsi="Avenir Next" w:cs="Avenir Next" w:eastAsia="Avenir Next"/>
+                <w:b/>
+                <w:color w:val="1A1A1A"/>
+                <w:sz w:val="21"/>
+                <w:szCs w:val="21"/>
+              </w:rPr>
+              <w:t xml:space="preserve">Trail Progress.  </w:t>
+            </w:r>
+            <w:r>
+              <w:rPr>
+                <w:rFonts w:ascii="Avenir Next" w:hAnsi="Avenir Next" w:cs="Avenir Next" w:eastAsia="Avenir Next"/>
+                <w:color w:val="1A1A1A"/>
+                <w:sz w:val="21"/>
+                <w:szCs w:val="21"/>
+              </w:rPr>
+              <w:t xml:space="preserve">A bike trail is 40 km long. A rider has gone 30 km.</w:t>
+            </w:r>
+          </w:p>
+          <w:p>
+            <w:pPr>
+              <w:keepNext/>
+              <w:spacing w:before="0" w:after="40" w:line="252" w:lineRule="auto"/>
+              <w:ind w:left="432"/>
+            </w:pPr>
+            <w:r>
+              <w:rPr>
+                <w:rFonts w:ascii="Avenir Next" w:hAnsi="Avenir Next" w:cs="Avenir Next" w:eastAsia="Avenir Next"/>
+                <w:b/>
+                <w:color w:val="003A70"/>
+                <w:sz w:val="18"/>
+                <w:szCs w:val="18"/>
+              </w:rPr>
+              <w:t xml:space="preserve">Hint  </w:t>
+            </w:r>
+            <w:r>
+              <w:rPr>
+                <w:rFonts w:ascii="Avenir Next" w:hAnsi="Avenir Next" w:cs="Avenir Next" w:eastAsia="Avenir Next"/>
+                <w:i/>
+                <w:color w:val="5A5F66"/>
+                <w:sz w:val="18"/>
+                <w:szCs w:val="18"/>
+              </w:rPr>
+              <w:t xml:space="preserve">Find one fourth of 40 km first.</w:t>
+            </w:r>
+          </w:p>
+          <w:p>
+            <w:pPr>
+              <w:keepNext/>
+              <w:tabs>
+                <w:tab w:val="left" w:pos="772"/>
+              </w:tabs>
+              <w:spacing w:before="0" w:after="60" w:line="276" w:lineRule="auto"/>
+              <w:ind w:left="772" w:hanging="340"/>
+            </w:pPr>
+            <w:r>
+              <w:rPr>
+                <w:rFonts w:ascii="Avenir Next" w:hAnsi="Avenir Next" w:cs="Avenir Next" w:eastAsia="Avenir Next"/>
+                <w:b/>
+                <w:color w:val="003A70"/>
+                <w:sz w:val="21"/>
+                <w:szCs w:val="21"/>
+              </w:rPr>
+              <w:t xml:space="preserve">a.</w:t>
+            </w:r>
+            <w:r>
+              <w:rPr>
+                <w:rFonts w:ascii="Avenir Next" w:hAnsi="Avenir Next" w:cs="Avenir Next" w:eastAsia="Avenir Next"/>
+                <w:color w:val="1A1A1A"/>
+                <w:sz w:val="21"/>
+                <w:szCs w:val="21"/>
+              </w:rPr>
+              <w:tab/>
+            </w:r>
+            <w:r>
+              <w:rPr>
+                <w:rFonts w:ascii="Avenir Next" w:hAnsi="Avenir Next" w:cs="Avenir Next" w:eastAsia="Avenir Next"/>
+                <w:color w:val="1A1A1A"/>
+                <w:sz w:val="21"/>
+                <w:szCs w:val="21"/>
+              </w:rPr>
+              <w:t xml:space="preserve">Percent done: about</w:t>
+            </w:r>
+            <w:r>
+              <w:rPr>
+                <w:rFonts w:ascii="Avenir Next" w:hAnsi="Avenir Next" w:cs="Avenir Next" w:eastAsia="Avenir Next"/>
+                <w:color w:val="1A1A1A"/>
+                <w:sz w:val="21"/>
+                <w:szCs w:val="21"/>
+              </w:rPr>
+              <w:t xml:space="preserve">  </w:t>
+            </w:r>
+            <w:r>
+              <w:rPr>
+                <w:rFonts w:ascii="Avenir Next" w:hAnsi="Avenir Next" w:cs="Avenir Next" w:eastAsia="Avenir Next"/>
+                <w:color w:val="1A1A1A"/>
+                <w:sz w:val="21"/>
+                <w:szCs w:val="21"/>
+                <w:u w:val="single"/>
+              </w:rPr>
+              <w:t xml:space="preserve">                </w:t>
+            </w:r>
+            <w:r>
+              <w:rPr>
+                <w:rFonts w:ascii="Avenir Next" w:hAnsi="Avenir Next" w:cs="Avenir Next" w:eastAsia="Avenir Next"/>
+                <w:color w:val="1A1A1A"/>
+                <w:sz w:val="21"/>
+                <w:szCs w:val="21"/>
+              </w:rPr>
+              <w:t xml:space="preserve"> %</w:t>
+            </w:r>
+          </w:p>
+          <w:p>
+            <w:pPr>
+              <w:keepNext/>
+              <w:tabs>
+                <w:tab w:val="left" w:pos="772"/>
+              </w:tabs>
+              <w:spacing w:before="0" w:after="60" w:line="276" w:lineRule="auto"/>
+              <w:ind w:left="772" w:hanging="340"/>
+            </w:pPr>
+            <w:r>
+              <w:rPr>
+                <w:rFonts w:ascii="Avenir Next" w:hAnsi="Avenir Next" w:cs="Avenir Next" w:eastAsia="Avenir Next"/>
+                <w:b/>
+                <w:color w:val="003A70"/>
+                <w:sz w:val="21"/>
+                <w:szCs w:val="21"/>
+              </w:rPr>
+              <w:t xml:space="preserve">b.</w:t>
+            </w:r>
+            <w:r>
+              <w:rPr>
+                <w:rFonts w:ascii="Avenir Next" w:hAnsi="Avenir Next" w:cs="Avenir Next" w:eastAsia="Avenir Next"/>
+                <w:color w:val="1A1A1A"/>
+                <w:sz w:val="21"/>
+                <w:szCs w:val="21"/>
+              </w:rPr>
+              <w:tab/>
+            </w:r>
+            <w:r>
+              <w:rPr>
+                <w:rFonts w:ascii="Avenir Next" w:hAnsi="Avenir Next" w:cs="Avenir Next" w:eastAsia="Avenir Next"/>
+                <w:color w:val="1A1A1A"/>
+                <w:sz w:val="21"/>
+                <w:szCs w:val="21"/>
+              </w:rPr>
+              <w:t xml:space="preserve">Percent left:</w:t>
+            </w:r>
+            <w:r>
+              <w:rPr>
+                <w:rFonts w:ascii="Avenir Next" w:hAnsi="Avenir Next" w:cs="Avenir Next" w:eastAsia="Avenir Next"/>
+                <w:color w:val="1A1A1A"/>
+                <w:sz w:val="21"/>
+                <w:szCs w:val="21"/>
+              </w:rPr>
+              <w:t xml:space="preserve">  </w:t>
+            </w:r>
+            <w:r>
+              <w:rPr>
+                <w:rFonts w:ascii="Avenir Next" w:hAnsi="Avenir Next" w:cs="Avenir Next" w:eastAsia="Avenir Next"/>
+                <w:color w:val="1A1A1A"/>
+                <w:sz w:val="21"/>
+                <w:szCs w:val="21"/>
+                <w:u w:val="single"/>
+              </w:rPr>
+              <w:t xml:space="preserve">                </w:t>
+            </w:r>
+            <w:r>
+              <w:rPr>
+                <w:rFonts w:ascii="Avenir Next" w:hAnsi="Avenir Next" w:cs="Avenir Next" w:eastAsia="Avenir Next"/>
+                <w:color w:val="1A1A1A"/>
+                <w:sz w:val="21"/>
+                <w:szCs w:val="21"/>
+              </w:rPr>
+              <w:t xml:space="preserve"> %</w:t>
+            </w:r>
+          </w:p>
+          <w:p>
+            <w:pPr>
+              <w:spacing w:before="0" w:after="0" w:line="60" w:lineRule="auto"/>
+            </w:pPr>
+          </w:p>
+          <w:tbl>
+            <w:tblPr>
+              <w:tblInd w:w="432" w:type="dxa"/>
+              <w:tblW w:w="4060" w:type="dxa"/>
+              <w:jc w:val="left"/>
+              <w:tblBorders>
+                <w:top w:val="single" w:sz="4" w:space="0" w:color="8A9099"/>
+                <w:left w:val="single" w:sz="4" w:space="0" w:color="8A9099"/>
+                <w:bottom w:val="single" w:sz="4" w:space="0" w:color="8A9099"/>
+                <w:right w:val="single" w:sz="4" w:space="0" w:color="8A9099"/>
+                <w:insideH w:val="nil"/>
+                <w:insideV w:val="nil"/>
+              </w:tblBorders>
+              <w:tblLayout w:type="fixed"/>
+              <w:tblCellMar>
+                <w:top w:w="50" w:type="dxa"/>
+                <w:left w:w="100" w:type="dxa"/>
+                <w:bottom w:w="50" w:type="dxa"/>
+                <w:right w:w="100" w:type="dxa"/>
+              </w:tblCellMar>
+              <w:tblLook w:val="0000" w:firstRow="0" w:lastRow="0" w:firstColumn="0" w:lastColumn="0" w:noHBand="1" w:noVBand="1"/>
+            </w:tblPr>
+            <w:tblGrid>
+              <w:gridCol w:w="4060"/>
+            </w:tblGrid>
+            <w:tr>
+              <w:trPr>
+                <w:cantSplit/>
+                <w:trHeight w:val="920" w:hRule="atLeast"/>
+              </w:trPr>
+              <w:tc>
+                <w:tcPr>
+                  <w:tcW w:w="4060" w:type="dxa"/>
+                  <w:vAlign w:val="top"/>
+                </w:tcPr>
+                <w:p>
+                  <w:pPr>
+                    <w:spacing w:before="0" w:after="0" w:line="240" w:lineRule="auto"/>
+                  </w:pPr>
+                  <w:r>
+                    <w:rPr>
+                      <w:rFonts w:ascii="Avenir Next" w:hAnsi="Avenir Next" w:cs="Avenir Next" w:eastAsia="Avenir Next"/>
+                      <w:i/>
+                      <w:color w:val="8A9099"/>
+                      <w:sz w:val="14"/>
+                      <w:szCs w:val="14"/>
+                    </w:rPr>
+                    <w:t xml:space="preserve">Show your work.</w:t>
+                  </w:r>
+                </w:p>
+              </w:tc>
+            </w:tr>
+          </w:tbl>
+          <w:p>
+            <w:pPr>
+              <w:spacing w:before="0" w:after="0" w:line="24" w:lineRule="auto"/>
+            </w:pPr>
+          </w:p>
+        </w:tc>
+        <w:tc>
+          <w:tcPr>
+            <w:tcW w:w="4752" w:type="dxa"/>
+            <w:vAlign w:val="top"/>
+          </w:tcPr>
+          <w:p>
+            <w:pPr>
+              <w:keepNext/>
+              <w:tabs>
+                <w:tab w:val="left" w:pos="432"/>
+              </w:tabs>
+              <w:spacing w:before="90" w:after="40" w:line="268" w:lineRule="auto"/>
+              <w:ind w:left="432" w:hanging="432"/>
+            </w:pPr>
+            <w:r>
+              <w:rPr>
+                <w:rFonts w:ascii="Avenir Next" w:hAnsi="Avenir Next" w:cs="Avenir Next" w:eastAsia="Avenir Next"/>
+                <w:b/>
+                <w:color w:val="1A1A1A"/>
+                <w:sz w:val="21"/>
+                <w:szCs w:val="21"/>
+              </w:rPr>
+              <w:t xml:space="preserve">6.</w:t>
+            </w:r>
+            <w:r>
+              <w:rPr>
+                <w:rFonts w:ascii="Avenir Next" w:hAnsi="Avenir Next" w:cs="Avenir Next" w:eastAsia="Avenir Next"/>
+                <w:color w:val="1A1A1A"/>
+                <w:sz w:val="21"/>
+                <w:szCs w:val="21"/>
+              </w:rPr>
+              <w:tab/>
+            </w:r>
+            <w:r>
+              <w:rPr>
+                <w:rFonts w:ascii="Avenir Next" w:hAnsi="Avenir Next" w:cs="Avenir Next" w:eastAsia="Avenir Next"/>
+                <w:b/>
+                <w:color w:val="1A1A1A"/>
+                <w:sz w:val="21"/>
+                <w:szCs w:val="21"/>
+              </w:rPr>
+              <w:t xml:space="preserve">Estimate Check.  </w:t>
+            </w:r>
+            <w:r>
+              <w:rPr>
+                <w:rFonts w:ascii="Avenir Next" w:hAnsi="Avenir Next" w:cs="Avenir Next" w:eastAsia="Avenir Next"/>
+                <w:color w:val="1A1A1A"/>
+                <w:sz w:val="21"/>
+                <w:szCs w:val="21"/>
+              </w:rPr>
+              <w:t xml:space="preserve">Nia says 11 out of 40 is about 50%. Is she right? Use 25% of 40 to find a better estimate.</w:t>
+            </w:r>
+          </w:p>
+          <w:p>
+            <w:pPr>
+              <w:keepNext/>
+              <w:spacing w:before="0" w:after="40" w:line="252" w:lineRule="auto"/>
+              <w:ind w:left="432"/>
+            </w:pPr>
+            <w:r>
+              <w:rPr>
+                <w:rFonts w:ascii="Avenir Next" w:hAnsi="Avenir Next" w:cs="Avenir Next" w:eastAsia="Avenir Next"/>
+                <w:b/>
+                <w:color w:val="003A70"/>
+                <w:sz w:val="18"/>
+                <w:szCs w:val="18"/>
+              </w:rPr>
+              <w:t xml:space="preserve">Hint  </w:t>
+            </w:r>
+            <w:r>
+              <w:rPr>
+                <w:rFonts w:ascii="Avenir Next" w:hAnsi="Avenir Next" w:cs="Avenir Next" w:eastAsia="Avenir Next"/>
+                <w:i/>
+                <w:color w:val="5A5F66"/>
+                <w:sz w:val="18"/>
+                <w:szCs w:val="18"/>
+              </w:rPr>
+              <w:t xml:space="preserve">Find 50% of 40 and 25% of 40.</w:t>
+            </w:r>
+          </w:p>
+          <w:p>
+            <w:pPr>
+              <w:spacing w:before="0" w:after="0" w:line="60" w:lineRule="auto"/>
+            </w:pPr>
+          </w:p>
+          <w:tbl>
+            <w:tblPr>
+              <w:tblInd w:w="432" w:type="dxa"/>
+              <w:tblW w:w="4060" w:type="dxa"/>
+              <w:jc w:val="left"/>
+              <w:tblBorders>
+                <w:top w:val="single" w:sz="4" w:space="0" w:color="8A9099"/>
+                <w:left w:val="single" w:sz="4" w:space="0" w:color="8A9099"/>
+                <w:bottom w:val="single" w:sz="4" w:space="0" w:color="8A9099"/>
+                <w:right w:val="single" w:sz="4" w:space="0" w:color="8A9099"/>
+                <w:insideH w:val="nil"/>
+                <w:insideV w:val="nil"/>
+              </w:tblBorders>
+              <w:tblLayout w:type="fixed"/>
+              <w:tblCellMar>
+                <w:top w:w="50" w:type="dxa"/>
+                <w:left w:w="100" w:type="dxa"/>
+                <w:bottom w:w="50" w:type="dxa"/>
+                <w:right w:w="100" w:type="dxa"/>
+              </w:tblCellMar>
+              <w:tblLook w:val="0000" w:firstRow="0" w:lastRow="0" w:firstColumn="0" w:lastColumn="0" w:noHBand="1" w:noVBand="1"/>
+            </w:tblPr>
+            <w:tblGrid>
+              <w:gridCol w:w="4060"/>
+            </w:tblGrid>
+            <w:tr>
+              <w:trPr>
+                <w:cantSplit/>
+                <w:trHeight w:val="920" w:hRule="atLeast"/>
+              </w:trPr>
+              <w:tc>
+                <w:tcPr>
+                  <w:tcW w:w="4060" w:type="dxa"/>
+                  <w:vAlign w:val="top"/>
+                </w:tcPr>
+                <w:p>
+                  <w:pPr>
+                    <w:spacing w:before="0" w:after="0" w:line="240" w:lineRule="auto"/>
+                  </w:pPr>
+                  <w:r>
+                    <w:rPr>
+                      <w:rFonts w:ascii="Avenir Next" w:hAnsi="Avenir Next" w:cs="Avenir Next" w:eastAsia="Avenir Next"/>
+                      <w:i/>
+                      <w:color w:val="8A9099"/>
+                      <w:sz w:val="14"/>
+                      <w:szCs w:val="14"/>
+                    </w:rPr>
+                    <w:t xml:space="preserve">Show your work.</w:t>
+                  </w:r>
+                </w:p>
+              </w:tc>
+            </w:tr>
+          </w:tbl>
+          <w:p>
+            <w:pPr>
+              <w:tabs>
+                <w:tab w:val="right" w:leader="underscore" w:pos="4492"/>
+              </w:tabs>
+              <w:spacing w:before="90" w:after="40" w:line="264" w:lineRule="auto"/>
+              <w:ind w:left="432"/>
+            </w:pPr>
+            <w:r>
+              <w:rPr>
+                <w:rFonts w:ascii="Avenir Next" w:hAnsi="Avenir Next" w:cs="Avenir Next" w:eastAsia="Avenir Next"/>
+                <w:b/>
+                <w:color w:val="1A1A1A"/>
+                <w:sz w:val="18"/>
+                <w:szCs w:val="18"/>
+              </w:rPr>
+              <w:t xml:space="preserve">Better estimate</w:t>
+            </w:r>
+            <w:r>
+              <w:rPr>
+                <w:rFonts w:ascii="Avenir Next" w:hAnsi="Avenir Next" w:cs="Avenir Next" w:eastAsia="Avenir Next"/>
+                <w:color w:val="1A1A1A"/>
+                <w:sz w:val="18"/>
+                <w:szCs w:val="18"/>
+              </w:rPr>
+              <w:tab/>
             </w:r>
           </w:p>
         </w:tc>
@@ -1968,17 +2378,17 @@
                 <w:rFonts w:ascii="Avenir Next" w:hAnsi="Avenir Next" w:cs="Avenir Next" w:eastAsia="Avenir Next"/>
                 <w:b/>
                 <w:color w:val="1A1A1A"/>
-                <w:sz w:val="20"/>
-                <w:szCs w:val="20"/>
-              </w:rPr>
-              <w:t xml:space="preserve">5.</w:t>
-            </w:r>
-            <w:r>
-              <w:rPr>
-                <w:rFonts w:ascii="Avenir Next" w:hAnsi="Avenir Next" w:cs="Avenir Next" w:eastAsia="Avenir Next"/>
-                <w:color w:val="1A1A1A"/>
-                <w:sz w:val="20"/>
-                <w:szCs w:val="20"/>
+                <w:sz w:val="21"/>
+                <w:szCs w:val="21"/>
+              </w:rPr>
+              <w:t xml:space="preserve">7.</w:t>
+            </w:r>
+            <w:r>
+              <w:rPr>
+                <w:rFonts w:ascii="Avenir Next" w:hAnsi="Avenir Next" w:cs="Avenir Next" w:eastAsia="Avenir Next"/>
+                <w:color w:val="1A1A1A"/>
+                <w:sz w:val="21"/>
+                <w:szCs w:val="21"/>
               </w:rPr>
               <w:tab/>
             </w:r>
@@ -1987,46 +2397,59 @@
                 <w:rFonts w:ascii="Avenir Next" w:hAnsi="Avenir Next" w:cs="Avenir Next" w:eastAsia="Avenir Next"/>
                 <w:b/>
                 <w:color w:val="1A1A1A"/>
-                <w:sz w:val="20"/>
-                <w:szCs w:val="20"/>
-              </w:rPr>
-              <w:t xml:space="preserve">Trail Progress.  </w:t>
-            </w:r>
-            <w:r>
-              <w:rPr>
-                <w:rFonts w:ascii="Avenir Next" w:hAnsi="Avenir Next" w:cs="Avenir Next" w:eastAsia="Avenir Next"/>
-                <w:color w:val="1A1A1A"/>
-                <w:sz w:val="20"/>
-                <w:szCs w:val="20"/>
-              </w:rPr>
-              <w:t xml:space="preserve">A bike trail is 40 km long. A rider has gone 30 km.</w:t>
+                <w:sz w:val="21"/>
+                <w:szCs w:val="21"/>
+              </w:rPr>
+              <w:t xml:space="preserve">Swim Laps.  </w:t>
+            </w:r>
+            <w:r>
+              <w:rPr>
+                <w:rFonts w:ascii="Avenir Next" w:hAnsi="Avenir Next" w:cs="Avenir Next" w:eastAsia="Avenir Next"/>
+                <w:color w:val="1A1A1A"/>
+                <w:sz w:val="21"/>
+                <w:szCs w:val="21"/>
+              </w:rPr>
+              <w:t xml:space="preserve">Omar’s goal is 60 laps. He has swum 41. Fill in the bar.</w:t>
             </w:r>
           </w:p>
           <w:p>
             <w:pPr>
               <w:keepNext/>
-              <w:spacing w:before="0" w:after="40" w:line="252" w:lineRule="auto"/>
-              <w:ind w:left="432"/>
-            </w:pPr>
-            <w:r>
-              <w:rPr>
-                <w:rFonts w:ascii="Avenir Next" w:hAnsi="Avenir Next" w:cs="Avenir Next" w:eastAsia="Avenir Next"/>
-                <w:b/>
-                <w:color w:val="003A70"/>
-                <w:sz w:val="17"/>
-                <w:szCs w:val="17"/>
-              </w:rPr>
-              <w:t xml:space="preserve">Hint  </w:t>
-            </w:r>
-            <w:r>
-              <w:rPr>
-                <w:rFonts w:ascii="Avenir Next" w:hAnsi="Avenir Next" w:cs="Avenir Next" w:eastAsia="Avenir Next"/>
-                <w:i/>
-                <w:color w:val="5A5F66"/>
-                <w:sz w:val="17"/>
-                <w:szCs w:val="17"/>
-              </w:rPr>
-              <w:t xml:space="preserve">Find one fourth of 40 km first.</w:t>
+              <w:spacing w:before="40" w:after="60" w:line="264" w:lineRule="auto"/>
+              <w:jc w:val="center"/>
+            </w:pPr>
+            <w:r>
+              <w:drawing>
+                <wp:inline distT="0" distB="0" distL="0" distR="0">
+                  <wp:extent cx="4023360" cy="868680"/>
+                  <wp:docPr id="2" name="Figure 2"/>
+                  <a:graphic xmlns:a="http://schemas.openxmlformats.org/drawingml/2006/main">
+                    <a:graphicData uri="http://schemas.openxmlformats.org/drawingml/2006/picture">
+                      <pic:pic xmlns:pic="http://schemas.openxmlformats.org/drawingml/2006/picture">
+                        <pic:nvPicPr>
+                          <pic:cNvPr id="2" name="image2.png"/>
+                          <pic:cNvPicPr/>
+                        </pic:nvPicPr>
+                        <pic:blipFill>
+                          <a:blip r:embed="rIdImg2"/>
+                          <a:stretch>
+                            <a:fillRect/>
+                          </a:stretch>
+                        </pic:blipFill>
+                        <pic:spPr>
+                          <a:xfrm>
+                            <a:off x="0" y="0"/>
+                            <a:ext cx="4023360" cy="868680"/>
+                          </a:xfrm>
+                          <a:prstGeom prst="rect">
+                            <a:avLst/>
+                          </a:prstGeom>
+                        </pic:spPr>
+                      </pic:pic>
+                    </a:graphicData>
+                  </a:graphic>
+                </wp:inline>
+              </w:drawing>
             </w:r>
           </w:p>
           <w:p>
@@ -2043,8 +2466,8 @@
                 <w:rFonts w:ascii="Avenir Next" w:hAnsi="Avenir Next" w:cs="Avenir Next" w:eastAsia="Avenir Next"/>
                 <w:b/>
                 <w:color w:val="003A70"/>
-                <w:sz w:val="20"/>
-                <w:szCs w:val="20"/>
+                <w:sz w:val="21"/>
+                <w:szCs w:val="21"/>
               </w:rPr>
               <w:t xml:space="preserve">a.</w:t>
             </w:r>
@@ -2052,8 +2475,8 @@
               <w:rPr>
                 <w:rFonts w:ascii="Avenir Next" w:hAnsi="Avenir Next" w:cs="Avenir Next" w:eastAsia="Avenir Next"/>
                 <w:color w:val="1A1A1A"/>
-                <w:sz w:val="20"/>
-                <w:szCs w:val="20"/>
+                <w:sz w:val="21"/>
+                <w:szCs w:val="21"/>
               </w:rPr>
               <w:tab/>
             </w:r>
@@ -2061,17 +2484,17 @@
               <w:rPr>
                 <w:rFonts w:ascii="Avenir Next" w:hAnsi="Avenir Next" w:cs="Avenir Next" w:eastAsia="Avenir Next"/>
                 <w:color w:val="1A1A1A"/>
-                <w:sz w:val="20"/>
-                <w:szCs w:val="20"/>
-              </w:rPr>
-              <w:t xml:space="preserve">About what percent is done?</w:t>
-            </w:r>
-            <w:r>
-              <w:rPr>
-                <w:rFonts w:ascii="Avenir Next" w:hAnsi="Avenir Next" w:cs="Avenir Next" w:eastAsia="Avenir Next"/>
-                <w:color w:val="1A1A1A"/>
-                <w:sz w:val="20"/>
-                <w:szCs w:val="20"/>
+                <w:sz w:val="21"/>
+                <w:szCs w:val="21"/>
+              </w:rPr>
+              <w:t xml:space="preserve">Between which two benchmarks is 41 out of 60?</w:t>
+            </w:r>
+            <w:r>
+              <w:rPr>
+                <w:rFonts w:ascii="Avenir Next" w:hAnsi="Avenir Next" w:cs="Avenir Next" w:eastAsia="Avenir Next"/>
+                <w:color w:val="1A1A1A"/>
+                <w:sz w:val="21"/>
+                <w:szCs w:val="21"/>
               </w:rPr>
               <w:t xml:space="preserve">  </w:t>
             </w:r>
@@ -2079,20 +2502,11 @@
               <w:rPr>
                 <w:rFonts w:ascii="Avenir Next" w:hAnsi="Avenir Next" w:cs="Avenir Next" w:eastAsia="Avenir Next"/>
                 <w:color w:val="1A1A1A"/>
-                <w:sz w:val="20"/>
-                <w:szCs w:val="20"/>
+                <w:sz w:val="21"/>
+                <w:szCs w:val="21"/>
                 <w:u w:val="single"/>
               </w:rPr>
-              <w:t xml:space="preserve">                </w:t>
-            </w:r>
-            <w:r>
-              <w:rPr>
-                <w:rFonts w:ascii="Avenir Next" w:hAnsi="Avenir Next" w:cs="Avenir Next" w:eastAsia="Avenir Next"/>
-                <w:color w:val="1A1A1A"/>
-                <w:sz w:val="20"/>
-                <w:szCs w:val="20"/>
-              </w:rPr>
-              <w:t xml:space="preserve"> %</w:t>
+              <w:t xml:space="preserve">                      </w:t>
             </w:r>
           </w:p>
           <w:p>
@@ -2109,8 +2523,8 @@
                 <w:rFonts w:ascii="Avenir Next" w:hAnsi="Avenir Next" w:cs="Avenir Next" w:eastAsia="Avenir Next"/>
                 <w:b/>
                 <w:color w:val="003A70"/>
-                <w:sz w:val="20"/>
-                <w:szCs w:val="20"/>
+                <w:sz w:val="21"/>
+                <w:szCs w:val="21"/>
               </w:rPr>
               <w:t xml:space="preserve">b.</w:t>
             </w:r>
@@ -2118,8 +2532,8 @@
               <w:rPr>
                 <w:rFonts w:ascii="Avenir Next" w:hAnsi="Avenir Next" w:cs="Avenir Next" w:eastAsia="Avenir Next"/>
                 <w:color w:val="1A1A1A"/>
-                <w:sz w:val="20"/>
-                <w:szCs w:val="20"/>
+                <w:sz w:val="21"/>
+                <w:szCs w:val="21"/>
               </w:rPr>
               <w:tab/>
             </w:r>
@@ -2127,17 +2541,17 @@
               <w:rPr>
                 <w:rFonts w:ascii="Avenir Next" w:hAnsi="Avenir Next" w:cs="Avenir Next" w:eastAsia="Avenir Next"/>
                 <w:color w:val="1A1A1A"/>
-                <w:sz w:val="20"/>
-                <w:szCs w:val="20"/>
-              </w:rPr>
-              <w:t xml:space="preserve">What percent is left?</w:t>
-            </w:r>
-            <w:r>
-              <w:rPr>
-                <w:rFonts w:ascii="Avenir Next" w:hAnsi="Avenir Next" w:cs="Avenir Next" w:eastAsia="Avenir Next"/>
-                <w:color w:val="1A1A1A"/>
-                <w:sz w:val="20"/>
-                <w:szCs w:val="20"/>
+                <w:sz w:val="21"/>
+                <w:szCs w:val="21"/>
+              </w:rPr>
+              <w:t xml:space="preserve">Which benchmark is it closer to?</w:t>
+            </w:r>
+            <w:r>
+              <w:rPr>
+                <w:rFonts w:ascii="Avenir Next" w:hAnsi="Avenir Next" w:cs="Avenir Next" w:eastAsia="Avenir Next"/>
+                <w:color w:val="1A1A1A"/>
+                <w:sz w:val="21"/>
+                <w:szCs w:val="21"/>
               </w:rPr>
               <w:t xml:space="preserve">  </w:t>
             </w:r>
@@ -2145,8 +2559,8 @@
               <w:rPr>
                 <w:rFonts w:ascii="Avenir Next" w:hAnsi="Avenir Next" w:cs="Avenir Next" w:eastAsia="Avenir Next"/>
                 <w:color w:val="1A1A1A"/>
-                <w:sz w:val="20"/>
-                <w:szCs w:val="20"/>
+                <w:sz w:val="21"/>
+                <w:szCs w:val="21"/>
                 <w:u w:val="single"/>
               </w:rPr>
               <w:t xml:space="preserve">                </w:t>
@@ -2155,74 +2569,11 @@
               <w:rPr>
                 <w:rFonts w:ascii="Avenir Next" w:hAnsi="Avenir Next" w:cs="Avenir Next" w:eastAsia="Avenir Next"/>
                 <w:color w:val="1A1A1A"/>
-                <w:sz w:val="20"/>
-                <w:szCs w:val="20"/>
+                <w:sz w:val="21"/>
+                <w:szCs w:val="21"/>
               </w:rPr>
               <w:t xml:space="preserve"> %</w:t>
             </w:r>
-          </w:p>
-          <w:p>
-            <w:pPr>
-              <w:spacing w:before="0" w:after="0" w:line="60" w:lineRule="auto"/>
-            </w:pPr>
-          </w:p>
-          <w:tbl>
-            <w:tblPr>
-              <w:tblInd w:w="432" w:type="dxa"/>
-              <w:tblW w:w="9072" w:type="dxa"/>
-              <w:jc w:val="left"/>
-              <w:tblBorders>
-                <w:top w:val="single" w:sz="4" w:space="0" w:color="8A9099"/>
-                <w:left w:val="single" w:sz="4" w:space="0" w:color="8A9099"/>
-                <w:bottom w:val="single" w:sz="4" w:space="0" w:color="8A9099"/>
-                <w:right w:val="single" w:sz="4" w:space="0" w:color="8A9099"/>
-                <w:insideH w:val="nil"/>
-                <w:insideV w:val="nil"/>
-              </w:tblBorders>
-              <w:tblLayout w:type="fixed"/>
-              <w:tblCellMar>
-                <w:top w:w="50" w:type="dxa"/>
-                <w:left w:w="100" w:type="dxa"/>
-                <w:bottom w:w="50" w:type="dxa"/>
-                <w:right w:w="100" w:type="dxa"/>
-              </w:tblCellMar>
-              <w:tblLook w:val="0000" w:firstRow="0" w:lastRow="0" w:firstColumn="0" w:lastColumn="0" w:noHBand="1" w:noVBand="1"/>
-            </w:tblPr>
-            <w:tblGrid>
-              <w:gridCol w:w="9072"/>
-            </w:tblGrid>
-            <w:tr>
-              <w:trPr>
-                <w:cantSplit/>
-                <w:trHeight w:val="656" w:hRule="atLeast"/>
-              </w:trPr>
-              <w:tc>
-                <w:tcPr>
-                  <w:tcW w:w="9072" w:type="dxa"/>
-                  <w:vAlign w:val="top"/>
-                </w:tcPr>
-                <w:p>
-                  <w:pPr>
-                    <w:spacing w:before="0" w:after="0" w:line="240" w:lineRule="auto"/>
-                  </w:pPr>
-                  <w:r>
-                    <w:rPr>
-                      <w:rFonts w:ascii="Avenir Next" w:hAnsi="Avenir Next" w:cs="Avenir Next" w:eastAsia="Avenir Next"/>
-                      <w:i/>
-                      <w:color w:val="8A9099"/>
-                      <w:sz w:val="14"/>
-                      <w:szCs w:val="14"/>
-                    </w:rPr>
-                    <w:t xml:space="preserve">Show your work.</w:t>
-                  </w:r>
-                </w:p>
-              </w:tc>
-            </w:tr>
-          </w:tbl>
-          <w:p>
-            <w:pPr>
-              <w:spacing w:before="0" w:after="0" w:line="24" w:lineRule="auto"/>
-            </w:pPr>
           </w:p>
         </w:tc>
       </w:tr>
@@ -2284,17 +2635,17 @@
                 <w:rFonts w:ascii="Avenir Next" w:hAnsi="Avenir Next" w:cs="Avenir Next" w:eastAsia="Avenir Next"/>
                 <w:b/>
                 <w:color w:val="1A1A1A"/>
-                <w:sz w:val="20"/>
-                <w:szCs w:val="20"/>
-              </w:rPr>
-              <w:t xml:space="preserve">6.</w:t>
-            </w:r>
-            <w:r>
-              <w:rPr>
-                <w:rFonts w:ascii="Avenir Next" w:hAnsi="Avenir Next" w:cs="Avenir Next" w:eastAsia="Avenir Next"/>
-                <w:color w:val="1A1A1A"/>
-                <w:sz w:val="20"/>
-                <w:szCs w:val="20"/>
+                <w:sz w:val="21"/>
+                <w:szCs w:val="21"/>
+              </w:rPr>
+              <w:t xml:space="preserve">8.</w:t>
+            </w:r>
+            <w:r>
+              <w:rPr>
+                <w:rFonts w:ascii="Avenir Next" w:hAnsi="Avenir Next" w:cs="Avenir Next" w:eastAsia="Avenir Next"/>
+                <w:color w:val="1A1A1A"/>
+                <w:sz w:val="21"/>
+                <w:szCs w:val="21"/>
               </w:rPr>
               <w:tab/>
             </w:r>
@@ -2303,395 +2654,8 @@
                 <w:rFonts w:ascii="Avenir Next" w:hAnsi="Avenir Next" w:cs="Avenir Next" w:eastAsia="Avenir Next"/>
                 <w:b/>
                 <w:color w:val="1A1A1A"/>
-                <w:sz w:val="20"/>
-                <w:szCs w:val="20"/>
-              </w:rPr>
-              <w:t xml:space="preserve">Estimate Check.  </w:t>
-            </w:r>
-            <w:r>
-              <w:rPr>
-                <w:rFonts w:ascii="Avenir Next" w:hAnsi="Avenir Next" w:cs="Avenir Next" w:eastAsia="Avenir Next"/>
-                <w:color w:val="1A1A1A"/>
-                <w:sz w:val="20"/>
-                <w:szCs w:val="20"/>
-              </w:rPr>
-              <w:t xml:space="preserve">Nia says 11 out of 40 is about 50%. Is she right? Use 25% of 40 to find a better estimate.</w:t>
-            </w:r>
-          </w:p>
-          <w:p>
-            <w:pPr>
-              <w:keepNext/>
-              <w:spacing w:before="0" w:after="40" w:line="252" w:lineRule="auto"/>
-              <w:ind w:left="432"/>
-            </w:pPr>
-            <w:r>
-              <w:rPr>
-                <w:rFonts w:ascii="Avenir Next" w:hAnsi="Avenir Next" w:cs="Avenir Next" w:eastAsia="Avenir Next"/>
-                <w:b/>
-                <w:color w:val="003A70"/>
-                <w:sz w:val="17"/>
-                <w:szCs w:val="17"/>
-              </w:rPr>
-              <w:t xml:space="preserve">Hint  </w:t>
-            </w:r>
-            <w:r>
-              <w:rPr>
-                <w:rFonts w:ascii="Avenir Next" w:hAnsi="Avenir Next" w:cs="Avenir Next" w:eastAsia="Avenir Next"/>
-                <w:i/>
-                <w:color w:val="5A5F66"/>
-                <w:sz w:val="17"/>
-                <w:szCs w:val="17"/>
-              </w:rPr>
-              <w:t xml:space="preserve">Find 50% of 40 and 25% of 40.</w:t>
-            </w:r>
-          </w:p>
-          <w:p>
-            <w:pPr>
-              <w:spacing w:before="0" w:after="0" w:line="60" w:lineRule="auto"/>
-            </w:pPr>
-          </w:p>
-          <w:tbl>
-            <w:tblPr>
-              <w:tblInd w:w="432" w:type="dxa"/>
-              <w:tblW w:w="9072" w:type="dxa"/>
-              <w:jc w:val="left"/>
-              <w:tblBorders>
-                <w:top w:val="single" w:sz="4" w:space="0" w:color="8A9099"/>
-                <w:left w:val="single" w:sz="4" w:space="0" w:color="8A9099"/>
-                <w:bottom w:val="single" w:sz="4" w:space="0" w:color="8A9099"/>
-                <w:right w:val="single" w:sz="4" w:space="0" w:color="8A9099"/>
-                <w:insideH w:val="nil"/>
-                <w:insideV w:val="nil"/>
-              </w:tblBorders>
-              <w:tblLayout w:type="fixed"/>
-              <w:tblCellMar>
-                <w:top w:w="50" w:type="dxa"/>
-                <w:left w:w="100" w:type="dxa"/>
-                <w:bottom w:w="50" w:type="dxa"/>
-                <w:right w:w="100" w:type="dxa"/>
-              </w:tblCellMar>
-              <w:tblLook w:val="0000" w:firstRow="0" w:lastRow="0" w:firstColumn="0" w:lastColumn="0" w:noHBand="1" w:noVBand="1"/>
-            </w:tblPr>
-            <w:tblGrid>
-              <w:gridCol w:w="9072"/>
-            </w:tblGrid>
-            <w:tr>
-              <w:trPr>
-                <w:cantSplit/>
-                <w:trHeight w:val="656" w:hRule="atLeast"/>
-              </w:trPr>
-              <w:tc>
-                <w:tcPr>
-                  <w:tcW w:w="9072" w:type="dxa"/>
-                  <w:vAlign w:val="top"/>
-                </w:tcPr>
-                <w:p>
-                  <w:pPr>
-                    <w:spacing w:before="0" w:after="0" w:line="240" w:lineRule="auto"/>
-                  </w:pPr>
-                  <w:r>
-                    <w:rPr>
-                      <w:rFonts w:ascii="Avenir Next" w:hAnsi="Avenir Next" w:cs="Avenir Next" w:eastAsia="Avenir Next"/>
-                      <w:i/>
-                      <w:color w:val="8A9099"/>
-                      <w:sz w:val="14"/>
-                      <w:szCs w:val="14"/>
-                    </w:rPr>
-                    <w:t xml:space="preserve">Show your work.</w:t>
-                  </w:r>
-                </w:p>
-              </w:tc>
-            </w:tr>
-          </w:tbl>
-          <w:p>
-            <w:pPr>
-              <w:tabs>
-                <w:tab w:val="right" w:leader="underscore" w:pos="9504"/>
-              </w:tabs>
-              <w:spacing w:before="90" w:after="40" w:line="264" w:lineRule="auto"/>
-              <w:ind w:left="432"/>
-            </w:pPr>
-            <w:r>
-              <w:rPr>
-                <w:rFonts w:ascii="Avenir Next" w:hAnsi="Avenir Next" w:cs="Avenir Next" w:eastAsia="Avenir Next"/>
-                <w:b/>
-                <w:color w:val="1A1A1A"/>
-                <w:sz w:val="18"/>
-                <w:szCs w:val="18"/>
-              </w:rPr>
-              <w:t xml:space="preserve">Better estimate</w:t>
-            </w:r>
-            <w:r>
-              <w:rPr>
-                <w:rFonts w:ascii="Avenir Next" w:hAnsi="Avenir Next" w:cs="Avenir Next" w:eastAsia="Avenir Next"/>
-                <w:color w:val="1A1A1A"/>
-                <w:sz w:val="18"/>
-                <w:szCs w:val="18"/>
-              </w:rPr>
-              <w:tab/>
-            </w:r>
-          </w:p>
-        </w:tc>
-      </w:tr>
-    </w:tbl>
-    <w:p>
-      <w:pPr>
-        <w:spacing w:before="0" w:after="0" w:line="20" w:lineRule="exact"/>
-      </w:pPr>
-    </w:p>
-    <w:p>
-      <w:pPr>
-        <w:spacing w:before="0" w:after="0" w:line="20" w:lineRule="exact"/>
-      </w:pPr>
-    </w:p>
-    <w:tbl>
-      <w:tblPr>
-        <w:tblW w:w="9504" w:type="dxa"/>
-        <w:jc w:val="left"/>
-        <w:tblBorders>
-          <w:top w:val="nil"/>
-          <w:left w:val="nil"/>
-          <w:bottom w:val="nil"/>
-          <w:right w:val="nil"/>
-          <w:insideH w:val="nil"/>
-          <w:insideV w:val="nil"/>
-        </w:tblBorders>
-        <w:tblLayout w:type="fixed"/>
-        <w:tblCellMar>
-          <w:top w:w="0" w:type="dxa"/>
-          <w:left w:w="0" w:type="dxa"/>
-          <w:bottom w:w="0" w:type="dxa"/>
-          <w:right w:w="0" w:type="dxa"/>
-        </w:tblCellMar>
-        <w:tblLook w:val="0000" w:firstRow="0" w:lastRow="0" w:firstColumn="0" w:lastColumn="0" w:noHBand="1" w:noVBand="1"/>
-      </w:tblPr>
-      <w:tblGrid>
-        <w:gridCol w:w="9504"/>
-      </w:tblGrid>
-      <w:tr>
-        <w:trPr>
-          <w:cantSplit/>
-        </w:trPr>
-        <w:tc>
-          <w:tcPr>
-            <w:tcW w:w="9504" w:type="dxa"/>
-            <w:vAlign w:val="top"/>
-          </w:tcPr>
-          <w:p>
-            <w:pPr>
-              <w:keepNext/>
-              <w:tabs>
-                <w:tab w:val="left" w:pos="432"/>
-              </w:tabs>
-              <w:spacing w:before="90" w:after="40" w:line="268" w:lineRule="auto"/>
-              <w:ind w:left="432" w:hanging="432"/>
-            </w:pPr>
-            <w:r>
-              <w:rPr>
-                <w:rFonts w:ascii="Avenir Next" w:hAnsi="Avenir Next" w:cs="Avenir Next" w:eastAsia="Avenir Next"/>
-                <w:b/>
-                <w:color w:val="1A1A1A"/>
-                <w:sz w:val="20"/>
-                <w:szCs w:val="20"/>
-              </w:rPr>
-              <w:t xml:space="preserve">7.</w:t>
-            </w:r>
-            <w:r>
-              <w:rPr>
-                <w:rFonts w:ascii="Avenir Next" w:hAnsi="Avenir Next" w:cs="Avenir Next" w:eastAsia="Avenir Next"/>
-                <w:color w:val="1A1A1A"/>
-                <w:sz w:val="20"/>
-                <w:szCs w:val="20"/>
-              </w:rPr>
-              <w:tab/>
-            </w:r>
-            <w:r>
-              <w:rPr>
-                <w:rFonts w:ascii="Avenir Next" w:hAnsi="Avenir Next" w:cs="Avenir Next" w:eastAsia="Avenir Next"/>
-                <w:b/>
-                <w:color w:val="1A1A1A"/>
-                <w:sz w:val="20"/>
-                <w:szCs w:val="20"/>
-              </w:rPr>
-              <w:t xml:space="preserve">Parking Lot.  </w:t>
-            </w:r>
-            <w:r>
-              <w:rPr>
-                <w:rFonts w:ascii="Avenir Next" w:hAnsi="Avenir Next" w:cs="Avenir Next" w:eastAsia="Avenir Next"/>
-                <w:color w:val="1A1A1A"/>
-                <w:sz w:val="20"/>
-                <w:szCs w:val="20"/>
-              </w:rPr>
-              <w:t xml:space="preserve">A parking garage has 120 spaces. 89 are taken. Estimate the percent taken and name the benchmark amount you used.</w:t>
-            </w:r>
-          </w:p>
-          <w:p>
-            <w:pPr>
-              <w:spacing w:before="0" w:after="0" w:line="60" w:lineRule="auto"/>
-            </w:pPr>
-          </w:p>
-          <w:tbl>
-            <w:tblPr>
-              <w:tblInd w:w="432" w:type="dxa"/>
-              <w:tblW w:w="9072" w:type="dxa"/>
-              <w:jc w:val="left"/>
-              <w:tblBorders>
-                <w:top w:val="single" w:sz="4" w:space="0" w:color="8A9099"/>
-                <w:left w:val="single" w:sz="4" w:space="0" w:color="8A9099"/>
-                <w:bottom w:val="single" w:sz="4" w:space="0" w:color="8A9099"/>
-                <w:right w:val="single" w:sz="4" w:space="0" w:color="8A9099"/>
-                <w:insideH w:val="nil"/>
-                <w:insideV w:val="nil"/>
-              </w:tblBorders>
-              <w:tblLayout w:type="fixed"/>
-              <w:tblCellMar>
-                <w:top w:w="50" w:type="dxa"/>
-                <w:left w:w="100" w:type="dxa"/>
-                <w:bottom w:w="50" w:type="dxa"/>
-                <w:right w:w="100" w:type="dxa"/>
-              </w:tblCellMar>
-              <w:tblLook w:val="0000" w:firstRow="0" w:lastRow="0" w:firstColumn="0" w:lastColumn="0" w:noHBand="1" w:noVBand="1"/>
-            </w:tblPr>
-            <w:tblGrid>
-              <w:gridCol w:w="9072"/>
-            </w:tblGrid>
-            <w:tr>
-              <w:trPr>
-                <w:cantSplit/>
-                <w:trHeight w:val="656" w:hRule="atLeast"/>
-              </w:trPr>
-              <w:tc>
-                <w:tcPr>
-                  <w:tcW w:w="9072" w:type="dxa"/>
-                  <w:vAlign w:val="top"/>
-                </w:tcPr>
-                <w:p>
-                  <w:pPr>
-                    <w:spacing w:before="0" w:after="0" w:line="240" w:lineRule="auto"/>
-                  </w:pPr>
-                  <w:r>
-                    <w:rPr>
-                      <w:rFonts w:ascii="Avenir Next" w:hAnsi="Avenir Next" w:cs="Avenir Next" w:eastAsia="Avenir Next"/>
-                      <w:i/>
-                      <w:color w:val="8A9099"/>
-                      <w:sz w:val="14"/>
-                      <w:szCs w:val="14"/>
-                    </w:rPr>
-                    <w:t xml:space="preserve">Show your work.</w:t>
-                  </w:r>
-                </w:p>
-              </w:tc>
-            </w:tr>
-          </w:tbl>
-          <w:p>
-            <w:pPr>
-              <w:tabs>
-                <w:tab w:val="right" w:leader="underscore" w:pos="9504"/>
-              </w:tabs>
-              <w:spacing w:before="90" w:after="40" w:line="264" w:lineRule="auto"/>
-              <w:ind w:left="432"/>
-            </w:pPr>
-            <w:r>
-              <w:rPr>
-                <w:rFonts w:ascii="Avenir Next" w:hAnsi="Avenir Next" w:cs="Avenir Next" w:eastAsia="Avenir Next"/>
-                <w:b/>
-                <w:color w:val="1A1A1A"/>
-                <w:sz w:val="18"/>
-                <w:szCs w:val="18"/>
-              </w:rPr>
-              <w:t xml:space="preserve">About</w:t>
-            </w:r>
-            <w:r>
-              <w:rPr>
-                <w:rFonts w:ascii="Avenir Next" w:hAnsi="Avenir Next" w:cs="Avenir Next" w:eastAsia="Avenir Next"/>
-                <w:color w:val="1A1A1A"/>
-                <w:sz w:val="18"/>
-                <w:szCs w:val="18"/>
-              </w:rPr>
-              <w:tab/>
-            </w:r>
-          </w:p>
-        </w:tc>
-      </w:tr>
-    </w:tbl>
-    <w:p>
-      <w:pPr>
-        <w:spacing w:before="0" w:after="0" w:line="20" w:lineRule="exact"/>
-      </w:pPr>
-    </w:p>
-    <w:p>
-      <w:pPr>
-        <w:spacing w:before="0" w:after="0" w:line="20" w:lineRule="exact"/>
-      </w:pPr>
-    </w:p>
-    <w:tbl>
-      <w:tblPr>
-        <w:tblW w:w="9504" w:type="dxa"/>
-        <w:jc w:val="left"/>
-        <w:tblBorders>
-          <w:top w:val="nil"/>
-          <w:left w:val="nil"/>
-          <w:bottom w:val="nil"/>
-          <w:right w:val="nil"/>
-          <w:insideH w:val="nil"/>
-          <w:insideV w:val="nil"/>
-        </w:tblBorders>
-        <w:tblLayout w:type="fixed"/>
-        <w:tblCellMar>
-          <w:top w:w="0" w:type="dxa"/>
-          <w:left w:w="0" w:type="dxa"/>
-          <w:bottom w:w="0" w:type="dxa"/>
-          <w:right w:w="0" w:type="dxa"/>
-        </w:tblCellMar>
-        <w:tblLook w:val="0000" w:firstRow="0" w:lastRow="0" w:firstColumn="0" w:lastColumn="0" w:noHBand="1" w:noVBand="1"/>
-      </w:tblPr>
-      <w:tblGrid>
-        <w:gridCol w:w="9504"/>
-      </w:tblGrid>
-      <w:tr>
-        <w:trPr>
-          <w:cantSplit/>
-        </w:trPr>
-        <w:tc>
-          <w:tcPr>
-            <w:tcW w:w="9504" w:type="dxa"/>
-            <w:vAlign w:val="top"/>
-          </w:tcPr>
-          <w:p>
-            <w:pPr>
-              <w:keepNext/>
-              <w:tabs>
-                <w:tab w:val="left" w:pos="432"/>
-              </w:tabs>
-              <w:spacing w:before="90" w:after="40" w:line="268" w:lineRule="auto"/>
-              <w:ind w:left="432" w:hanging="432"/>
-            </w:pPr>
-            <w:r>
-              <w:rPr>
-                <w:rFonts w:ascii="Avenir Next" w:hAnsi="Avenir Next" w:cs="Avenir Next" w:eastAsia="Avenir Next"/>
-                <w:b/>
-                <w:color w:val="1A1A1A"/>
-                <w:sz w:val="20"/>
-                <w:szCs w:val="20"/>
-              </w:rPr>
-              <w:t xml:space="preserve">8.</w:t>
-            </w:r>
-            <w:r>
-              <w:rPr>
-                <w:rFonts w:ascii="Avenir Next" w:hAnsi="Avenir Next" w:cs="Avenir Next" w:eastAsia="Avenir Next"/>
-                <w:color w:val="1A1A1A"/>
-                <w:sz w:val="20"/>
-                <w:szCs w:val="20"/>
-              </w:rPr>
-              <w:tab/>
-            </w:r>
-            <w:r>
-              <w:rPr>
-                <w:rFonts w:ascii="Avenir Next" w:hAnsi="Avenir Next" w:cs="Avenir Next" w:eastAsia="Avenir Next"/>
-                <w:b/>
-                <w:color w:val="1A1A1A"/>
-                <w:sz w:val="20"/>
-                <w:szCs w:val="20"/>
+                <w:sz w:val="21"/>
+                <w:szCs w:val="21"/>
               </w:rPr>
               <w:t xml:space="preserve">Band Tickets.  </w:t>
             </w:r>
@@ -2699,37 +2663,10 @@
               <w:rPr>
                 <w:rFonts w:ascii="Avenir Next" w:hAnsi="Avenir Next" w:cs="Avenir Next" w:eastAsia="Avenir Next"/>
                 <w:color w:val="1A1A1A"/>
-                <w:sz w:val="20"/>
-                <w:szCs w:val="20"/>
+                <w:sz w:val="21"/>
+                <w:szCs w:val="21"/>
               </w:rPr>
               <w:t xml:space="preserve">A band printed 360 tickets for its show. It has sold 37 of them.</w:t>
-            </w:r>
-          </w:p>
-          <w:p>
-            <w:pPr>
-              <w:keepNext/>
-              <w:spacing w:before="0" w:after="40" w:line="252" w:lineRule="auto"/>
-              <w:ind w:left="432"/>
-            </w:pPr>
-            <w:r>
-              <w:rPr>
-                <w:rFonts w:ascii="Avenir Next" w:hAnsi="Avenir Next" w:cs="Avenir Next" w:eastAsia="Avenir Next"/>
-                <w:b/>
-                <w:color w:val="003A70"/>
-                <w:sz w:val="17"/>
-                <w:szCs w:val="17"/>
-              </w:rPr>
-              <w:t xml:space="preserve">Hint  </w:t>
-            </w:r>
-            <w:r>
-              <w:rPr>
-                <w:rFonts w:ascii="Avenir Next" w:hAnsi="Avenir Next" w:cs="Avenir Next" w:eastAsia="Avenir Next"/>
-                <w:i/>
-                <w:color w:val="5A5F66"/>
-                <w:sz w:val="17"/>
-                <w:szCs w:val="17"/>
-              </w:rPr>
-              <w:t xml:space="preserve">Divide 360 by 10 to find 10%.</w:t>
             </w:r>
           </w:p>
           <w:p>
@@ -2746,8 +2683,8 @@
                 <w:rFonts w:ascii="Avenir Next" w:hAnsi="Avenir Next" w:cs="Avenir Next" w:eastAsia="Avenir Next"/>
                 <w:b/>
                 <w:color w:val="003A70"/>
-                <w:sz w:val="20"/>
-                <w:szCs w:val="20"/>
+                <w:sz w:val="21"/>
+                <w:szCs w:val="21"/>
               </w:rPr>
               <w:t xml:space="preserve">a.</w:t>
             </w:r>
@@ -2755,8 +2692,8 @@
               <w:rPr>
                 <w:rFonts w:ascii="Avenir Next" w:hAnsi="Avenir Next" w:cs="Avenir Next" w:eastAsia="Avenir Next"/>
                 <w:color w:val="1A1A1A"/>
-                <w:sz w:val="20"/>
-                <w:szCs w:val="20"/>
+                <w:sz w:val="21"/>
+                <w:szCs w:val="21"/>
               </w:rPr>
               <w:tab/>
             </w:r>
@@ -2764,8 +2701,8 @@
               <w:rPr>
                 <w:rFonts w:ascii="Avenir Next" w:hAnsi="Avenir Next" w:cs="Avenir Next" w:eastAsia="Avenir Next"/>
                 <w:color w:val="1A1A1A"/>
-                <w:sz w:val="20"/>
-                <w:szCs w:val="20"/>
+                <w:sz w:val="21"/>
+                <w:szCs w:val="21"/>
               </w:rPr>
               <w:t xml:space="preserve">About what percent are sold?</w:t>
             </w:r>
@@ -2773,8 +2710,8 @@
               <w:rPr>
                 <w:rFonts w:ascii="Avenir Next" w:hAnsi="Avenir Next" w:cs="Avenir Next" w:eastAsia="Avenir Next"/>
                 <w:color w:val="1A1A1A"/>
-                <w:sz w:val="20"/>
-                <w:szCs w:val="20"/>
+                <w:sz w:val="21"/>
+                <w:szCs w:val="21"/>
               </w:rPr>
               <w:t xml:space="preserve">  </w:t>
             </w:r>
@@ -2782,8 +2719,8 @@
               <w:rPr>
                 <w:rFonts w:ascii="Avenir Next" w:hAnsi="Avenir Next" w:cs="Avenir Next" w:eastAsia="Avenir Next"/>
                 <w:color w:val="1A1A1A"/>
-                <w:sz w:val="20"/>
-                <w:szCs w:val="20"/>
+                <w:sz w:val="21"/>
+                <w:szCs w:val="21"/>
                 <w:u w:val="single"/>
               </w:rPr>
               <w:t xml:space="preserve">                </w:t>
@@ -2792,8 +2729,8 @@
               <w:rPr>
                 <w:rFonts w:ascii="Avenir Next" w:hAnsi="Avenir Next" w:cs="Avenir Next" w:eastAsia="Avenir Next"/>
                 <w:color w:val="1A1A1A"/>
-                <w:sz w:val="20"/>
-                <w:szCs w:val="20"/>
+                <w:sz w:val="21"/>
+                <w:szCs w:val="21"/>
               </w:rPr>
               <w:t xml:space="preserve"> %</w:t>
             </w:r>
@@ -2812,8 +2749,8 @@
                 <w:rFonts w:ascii="Avenir Next" w:hAnsi="Avenir Next" w:cs="Avenir Next" w:eastAsia="Avenir Next"/>
                 <w:b/>
                 <w:color w:val="003A70"/>
-                <w:sz w:val="20"/>
-                <w:szCs w:val="20"/>
+                <w:sz w:val="21"/>
+                <w:szCs w:val="21"/>
               </w:rPr>
               <w:t xml:space="preserve">b.</w:t>
             </w:r>
@@ -2821,8 +2758,8 @@
               <w:rPr>
                 <w:rFonts w:ascii="Avenir Next" w:hAnsi="Avenir Next" w:cs="Avenir Next" w:eastAsia="Avenir Next"/>
                 <w:color w:val="1A1A1A"/>
-                <w:sz w:val="20"/>
-                <w:szCs w:val="20"/>
+                <w:sz w:val="21"/>
+                <w:szCs w:val="21"/>
               </w:rPr>
               <w:tab/>
             </w:r>
@@ -2830,8 +2767,8 @@
               <w:rPr>
                 <w:rFonts w:ascii="Avenir Next" w:hAnsi="Avenir Next" w:cs="Avenir Next" w:eastAsia="Avenir Next"/>
                 <w:color w:val="1A1A1A"/>
-                <w:sz w:val="20"/>
-                <w:szCs w:val="20"/>
+                <w:sz w:val="21"/>
+                <w:szCs w:val="21"/>
               </w:rPr>
               <w:t xml:space="preserve">About what percent are not sold?</w:t>
             </w:r>
@@ -2839,8 +2776,8 @@
               <w:rPr>
                 <w:rFonts w:ascii="Avenir Next" w:hAnsi="Avenir Next" w:cs="Avenir Next" w:eastAsia="Avenir Next"/>
                 <w:color w:val="1A1A1A"/>
-                <w:sz w:val="20"/>
-                <w:szCs w:val="20"/>
+                <w:sz w:val="21"/>
+                <w:szCs w:val="21"/>
               </w:rPr>
               <w:t xml:space="preserve">  </w:t>
             </w:r>
@@ -2848,8 +2785,8 @@
               <w:rPr>
                 <w:rFonts w:ascii="Avenir Next" w:hAnsi="Avenir Next" w:cs="Avenir Next" w:eastAsia="Avenir Next"/>
                 <w:color w:val="1A1A1A"/>
-                <w:sz w:val="20"/>
-                <w:szCs w:val="20"/>
+                <w:sz w:val="21"/>
+                <w:szCs w:val="21"/>
                 <w:u w:val="single"/>
               </w:rPr>
               <w:t xml:space="preserve">                </w:t>
@@ -2858,74 +2795,11 @@
               <w:rPr>
                 <w:rFonts w:ascii="Avenir Next" w:hAnsi="Avenir Next" w:cs="Avenir Next" w:eastAsia="Avenir Next"/>
                 <w:color w:val="1A1A1A"/>
-                <w:sz w:val="20"/>
-                <w:szCs w:val="20"/>
+                <w:sz w:val="21"/>
+                <w:szCs w:val="21"/>
               </w:rPr>
               <w:t xml:space="preserve"> %</w:t>
             </w:r>
-          </w:p>
-          <w:p>
-            <w:pPr>
-              <w:spacing w:before="0" w:after="0" w:line="60" w:lineRule="auto"/>
-            </w:pPr>
-          </w:p>
-          <w:tbl>
-            <w:tblPr>
-              <w:tblInd w:w="432" w:type="dxa"/>
-              <w:tblW w:w="9072" w:type="dxa"/>
-              <w:jc w:val="left"/>
-              <w:tblBorders>
-                <w:top w:val="single" w:sz="4" w:space="0" w:color="8A9099"/>
-                <w:left w:val="single" w:sz="4" w:space="0" w:color="8A9099"/>
-                <w:bottom w:val="single" w:sz="4" w:space="0" w:color="8A9099"/>
-                <w:right w:val="single" w:sz="4" w:space="0" w:color="8A9099"/>
-                <w:insideH w:val="nil"/>
-                <w:insideV w:val="nil"/>
-              </w:tblBorders>
-              <w:tblLayout w:type="fixed"/>
-              <w:tblCellMar>
-                <w:top w:w="50" w:type="dxa"/>
-                <w:left w:w="100" w:type="dxa"/>
-                <w:bottom w:w="50" w:type="dxa"/>
-                <w:right w:w="100" w:type="dxa"/>
-              </w:tblCellMar>
-              <w:tblLook w:val="0000" w:firstRow="0" w:lastRow="0" w:firstColumn="0" w:lastColumn="0" w:noHBand="1" w:noVBand="1"/>
-            </w:tblPr>
-            <w:tblGrid>
-              <w:gridCol w:w="9072"/>
-            </w:tblGrid>
-            <w:tr>
-              <w:trPr>
-                <w:cantSplit/>
-                <w:trHeight w:val="656" w:hRule="atLeast"/>
-              </w:trPr>
-              <w:tc>
-                <w:tcPr>
-                  <w:tcW w:w="9072" w:type="dxa"/>
-                  <w:vAlign w:val="top"/>
-                </w:tcPr>
-                <w:p>
-                  <w:pPr>
-                    <w:spacing w:before="0" w:after="0" w:line="240" w:lineRule="auto"/>
-                  </w:pPr>
-                  <w:r>
-                    <w:rPr>
-                      <w:rFonts w:ascii="Avenir Next" w:hAnsi="Avenir Next" w:cs="Avenir Next" w:eastAsia="Avenir Next"/>
-                      <w:i/>
-                      <w:color w:val="8A9099"/>
-                      <w:sz w:val="14"/>
-                      <w:szCs w:val="14"/>
-                    </w:rPr>
-                    <w:t xml:space="preserve">Show your work.</w:t>
-                  </w:r>
-                </w:p>
-              </w:tc>
-            </w:tr>
-          </w:tbl>
-          <w:p>
-            <w:pPr>
-              <w:spacing w:before="0" w:after="0" w:line="24" w:lineRule="auto"/>
-            </w:pPr>
           </w:p>
         </w:tc>
       </w:tr>
@@ -2945,6 +2819,7 @@
           <w:tab w:val="right" w:pos="9504"/>
         </w:tabs>
         <w:spacing w:before="90" w:after="50" w:line="240" w:lineRule="auto"/>
+        <w:outlineLvl w:val="1"/>
       </w:pPr>
       <w:r>
         <w:rPr>
@@ -3029,8 +2904,8 @@
                 <w:rFonts w:ascii="Avenir Next" w:hAnsi="Avenir Next" w:cs="Avenir Next" w:eastAsia="Avenir Next"/>
                 <w:b/>
                 <w:color w:val="1A1A1A"/>
-                <w:sz w:val="20"/>
-                <w:szCs w:val="20"/>
+                <w:sz w:val="21"/>
+                <w:szCs w:val="21"/>
               </w:rPr>
               <w:t xml:space="preserve">9.</w:t>
             </w:r>
@@ -3038,8 +2913,8 @@
               <w:rPr>
                 <w:rFonts w:ascii="Avenir Next" w:hAnsi="Avenir Next" w:cs="Avenir Next" w:eastAsia="Avenir Next"/>
                 <w:color w:val="1A1A1A"/>
-                <w:sz w:val="20"/>
-                <w:szCs w:val="20"/>
+                <w:sz w:val="21"/>
+                <w:szCs w:val="21"/>
               </w:rPr>
               <w:tab/>
             </w:r>
@@ -3048,8 +2923,8 @@
                 <w:rFonts w:ascii="Avenir Next" w:hAnsi="Avenir Next" w:cs="Avenir Next" w:eastAsia="Avenir Next"/>
                 <w:b/>
                 <w:color w:val="1A1A1A"/>
-                <w:sz w:val="20"/>
-                <w:szCs w:val="20"/>
+                <w:sz w:val="21"/>
+                <w:szCs w:val="21"/>
               </w:rPr>
               <w:t xml:space="preserve">Marcus’s Work.  </w:t>
             </w:r>
@@ -3057,10 +2932,10 @@
               <w:rPr>
                 <w:rFonts w:ascii="Avenir Next" w:hAnsi="Avenir Next" w:cs="Avenir Next" w:eastAsia="Avenir Next"/>
                 <w:color w:val="1A1A1A"/>
-                <w:sz w:val="20"/>
-                <w:szCs w:val="20"/>
-              </w:rPr>
-              <w:t xml:space="preserve">A drive holds 400 GB. Marcus has used 300 GB, and 40 GB of that is photos. He says photos are about 75% of the drive. Explain his mistake. Then estimate the percent of the drive that is photos.</w:t>
+                <w:sz w:val="21"/>
+                <w:szCs w:val="21"/>
+              </w:rPr>
+              <w:t xml:space="preserve">A 400 GB drive has 300 GB used. 40 GB of that is photos. Marcus says photos are about 75% of the drive. Explain his mistake. Estimate the percent that is photos.</w:t>
             </w:r>
           </w:p>
           <w:tbl>
@@ -3091,7 +2966,7 @@
             <w:tr>
               <w:trPr>
                 <w:cantSplit/>
-                <w:trHeight w:val="340" w:hRule="atLeast"/>
+                <w:trHeight w:val="368" w:hRule="atLeast"/>
               </w:trPr>
               <w:tc>
                 <w:tcPr>
@@ -3111,7 +2986,7 @@
             <w:tr>
               <w:trPr>
                 <w:cantSplit/>
-                <w:trHeight w:val="340" w:hRule="atLeast"/>
+                <w:trHeight w:val="368" w:hRule="atLeast"/>
               </w:trPr>
               <w:tc>
                 <w:tcPr>
@@ -3131,7 +3006,7 @@
             <w:tr>
               <w:trPr>
                 <w:cantSplit/>
-                <w:trHeight w:val="340" w:hRule="atLeast"/>
+                <w:trHeight w:val="368" w:hRule="atLeast"/>
               </w:trPr>
               <w:tc>
                 <w:tcPr>
@@ -3172,6 +3047,7 @@
           <w:tab w:val="right" w:pos="9504"/>
         </w:tabs>
         <w:spacing w:before="90" w:after="50" w:line="240" w:lineRule="auto"/>
+        <w:outlineLvl w:val="1"/>
       </w:pPr>
       <w:r>
         <w:rPr>
@@ -3256,8 +3132,8 @@
                 <w:rFonts w:ascii="Avenir Next" w:hAnsi="Avenir Next" w:cs="Avenir Next" w:eastAsia="Avenir Next"/>
                 <w:b/>
                 <w:color w:val="1A1A1A"/>
-                <w:sz w:val="20"/>
-                <w:szCs w:val="20"/>
+                <w:sz w:val="21"/>
+                <w:szCs w:val="21"/>
               </w:rPr>
               <w:t xml:space="preserve">10.</w:t>
             </w:r>
@@ -3265,8 +3141,8 @@
               <w:rPr>
                 <w:rFonts w:ascii="Avenir Next" w:hAnsi="Avenir Next" w:cs="Avenir Next" w:eastAsia="Avenir Next"/>
                 <w:color w:val="1A1A1A"/>
-                <w:sz w:val="20"/>
-                <w:szCs w:val="20"/>
+                <w:sz w:val="21"/>
+                <w:szCs w:val="21"/>
               </w:rPr>
               <w:tab/>
             </w:r>
@@ -3274,8 +3150,8 @@
               <w:rPr>
                 <w:rFonts w:ascii="Avenir Next" w:hAnsi="Avenir Next" w:cs="Avenir Next" w:eastAsia="Avenir Next"/>
                 <w:color w:val="1A1A1A"/>
-                <w:sz w:val="20"/>
-                <w:szCs w:val="20"/>
+                <w:sz w:val="21"/>
+                <w:szCs w:val="21"/>
               </w:rPr>
               <w:t xml:space="preserve">50% of an amount is the same as —</w:t>
             </w:r>
@@ -3330,8 +3206,8 @@
                       <w:rFonts w:ascii="Avenir Next" w:hAnsi="Avenir Next" w:cs="Avenir Next" w:eastAsia="Avenir Next"/>
                       <w:b/>
                       <w:color w:val="003A70"/>
-                      <w:sz w:val="19"/>
-                      <w:szCs w:val="19"/>
+                      <w:sz w:val="20"/>
+                      <w:szCs w:val="20"/>
                     </w:rPr>
                     <w:t xml:space="preserve">A</w:t>
                   </w:r>
@@ -3339,8 +3215,8 @@
                     <w:rPr>
                       <w:rFonts w:ascii="Avenir Next" w:hAnsi="Avenir Next" w:cs="Avenir Next" w:eastAsia="Avenir Next"/>
                       <w:color w:val="1A1A1A"/>
-                      <w:sz w:val="19"/>
-                      <w:szCs w:val="19"/>
+                      <w:sz w:val="20"/>
+                      <w:szCs w:val="20"/>
                     </w:rPr>
                     <w:tab/>
                   </w:r>
@@ -3348,8 +3224,8 @@
                     <w:rPr>
                       <w:rFonts w:ascii="Avenir Next" w:hAnsi="Avenir Next" w:cs="Avenir Next" w:eastAsia="Avenir Next"/>
                       <w:color w:val="1A1A1A"/>
-                      <w:sz w:val="19"/>
-                      <w:szCs w:val="19"/>
+                      <w:sz w:val="20"/>
+                      <w:szCs w:val="20"/>
                     </w:rPr>
                     <w:t xml:space="preserve">one tenth</w:t>
                   </w:r>
@@ -3373,8 +3249,8 @@
                       <w:rFonts w:ascii="Avenir Next" w:hAnsi="Avenir Next" w:cs="Avenir Next" w:eastAsia="Avenir Next"/>
                       <w:b/>
                       <w:color w:val="003A70"/>
-                      <w:sz w:val="19"/>
-                      <w:szCs w:val="19"/>
+                      <w:sz w:val="20"/>
+                      <w:szCs w:val="20"/>
                     </w:rPr>
                     <w:t xml:space="preserve">B</w:t>
                   </w:r>
@@ -3382,8 +3258,8 @@
                     <w:rPr>
                       <w:rFonts w:ascii="Avenir Next" w:hAnsi="Avenir Next" w:cs="Avenir Next" w:eastAsia="Avenir Next"/>
                       <w:color w:val="1A1A1A"/>
-                      <w:sz w:val="19"/>
-                      <w:szCs w:val="19"/>
+                      <w:sz w:val="20"/>
+                      <w:szCs w:val="20"/>
                     </w:rPr>
                     <w:tab/>
                   </w:r>
@@ -3391,8 +3267,8 @@
                     <w:rPr>
                       <w:rFonts w:ascii="Avenir Next" w:hAnsi="Avenir Next" w:cs="Avenir Next" w:eastAsia="Avenir Next"/>
                       <w:color w:val="1A1A1A"/>
-                      <w:sz w:val="19"/>
-                      <w:szCs w:val="19"/>
+                      <w:sz w:val="20"/>
+                      <w:szCs w:val="20"/>
                     </w:rPr>
                     <w:t xml:space="preserve">one half</w:t>
                   </w:r>
@@ -3416,8 +3292,8 @@
                       <w:rFonts w:ascii="Avenir Next" w:hAnsi="Avenir Next" w:cs="Avenir Next" w:eastAsia="Avenir Next"/>
                       <w:b/>
                       <w:color w:val="003A70"/>
-                      <w:sz w:val="19"/>
-                      <w:szCs w:val="19"/>
+                      <w:sz w:val="20"/>
+                      <w:szCs w:val="20"/>
                     </w:rPr>
                     <w:t xml:space="preserve">C</w:t>
                   </w:r>
@@ -3425,8 +3301,8 @@
                     <w:rPr>
                       <w:rFonts w:ascii="Avenir Next" w:hAnsi="Avenir Next" w:cs="Avenir Next" w:eastAsia="Avenir Next"/>
                       <w:color w:val="1A1A1A"/>
-                      <w:sz w:val="19"/>
-                      <w:szCs w:val="19"/>
+                      <w:sz w:val="20"/>
+                      <w:szCs w:val="20"/>
                     </w:rPr>
                     <w:tab/>
                   </w:r>
@@ -3434,8 +3310,8 @@
                     <w:rPr>
                       <w:rFonts w:ascii="Avenir Next" w:hAnsi="Avenir Next" w:cs="Avenir Next" w:eastAsia="Avenir Next"/>
                       <w:color w:val="1A1A1A"/>
-                      <w:sz w:val="19"/>
-                      <w:szCs w:val="19"/>
+                      <w:sz w:val="20"/>
+                      <w:szCs w:val="20"/>
                     </w:rPr>
                     <w:t xml:space="preserve">one fourth</w:t>
                   </w:r>
@@ -3459,8 +3335,8 @@
                       <w:rFonts w:ascii="Avenir Next" w:hAnsi="Avenir Next" w:cs="Avenir Next" w:eastAsia="Avenir Next"/>
                       <w:b/>
                       <w:color w:val="003A70"/>
-                      <w:sz w:val="19"/>
-                      <w:szCs w:val="19"/>
+                      <w:sz w:val="20"/>
+                      <w:szCs w:val="20"/>
                     </w:rPr>
                     <w:t xml:space="preserve">D</w:t>
                   </w:r>
@@ -3468,8 +3344,8 @@
                     <w:rPr>
                       <w:rFonts w:ascii="Avenir Next" w:hAnsi="Avenir Next" w:cs="Avenir Next" w:eastAsia="Avenir Next"/>
                       <w:color w:val="1A1A1A"/>
-                      <w:sz w:val="19"/>
-                      <w:szCs w:val="19"/>
+                      <w:sz w:val="20"/>
+                      <w:szCs w:val="20"/>
                     </w:rPr>
                     <w:tab/>
                   </w:r>
@@ -3477,8 +3353,8 @@
                     <w:rPr>
                       <w:rFonts w:ascii="Avenir Next" w:hAnsi="Avenir Next" w:cs="Avenir Next" w:eastAsia="Avenir Next"/>
                       <w:color w:val="1A1A1A"/>
-                      <w:sz w:val="19"/>
-                      <w:szCs w:val="19"/>
+                      <w:sz w:val="20"/>
+                      <w:szCs w:val="20"/>
                     </w:rPr>
                     <w:t xml:space="preserve">twice it</w:t>
                   </w:r>
@@ -3551,8 +3427,8 @@
                 <w:rFonts w:ascii="Avenir Next" w:hAnsi="Avenir Next" w:cs="Avenir Next" w:eastAsia="Avenir Next"/>
                 <w:b/>
                 <w:color w:val="1A1A1A"/>
-                <w:sz w:val="20"/>
-                <w:szCs w:val="20"/>
+                <w:sz w:val="21"/>
+                <w:szCs w:val="21"/>
               </w:rPr>
               <w:t xml:space="preserve">11.</w:t>
             </w:r>
@@ -3560,8 +3436,8 @@
               <w:rPr>
                 <w:rFonts w:ascii="Avenir Next" w:hAnsi="Avenir Next" w:cs="Avenir Next" w:eastAsia="Avenir Next"/>
                 <w:color w:val="1A1A1A"/>
-                <w:sz w:val="20"/>
-                <w:szCs w:val="20"/>
+                <w:sz w:val="21"/>
+                <w:szCs w:val="21"/>
               </w:rPr>
               <w:tab/>
             </w:r>
@@ -3569,8 +3445,8 @@
               <w:rPr>
                 <w:rFonts w:ascii="Avenir Next" w:hAnsi="Avenir Next" w:cs="Avenir Next" w:eastAsia="Avenir Next"/>
                 <w:color w:val="1A1A1A"/>
-                <w:sz w:val="20"/>
-                <w:szCs w:val="20"/>
+                <w:sz w:val="21"/>
+                <w:szCs w:val="21"/>
               </w:rPr>
               <w:t xml:space="preserve">9 out of 40 is about —</w:t>
             </w:r>
@@ -3625,8 +3501,8 @@
                       <w:rFonts w:ascii="Avenir Next" w:hAnsi="Avenir Next" w:cs="Avenir Next" w:eastAsia="Avenir Next"/>
                       <w:b/>
                       <w:color w:val="003A70"/>
-                      <w:sz w:val="19"/>
-                      <w:szCs w:val="19"/>
+                      <w:sz w:val="20"/>
+                      <w:szCs w:val="20"/>
                     </w:rPr>
                     <w:t xml:space="preserve">A</w:t>
                   </w:r>
@@ -3634,8 +3510,8 @@
                     <w:rPr>
                       <w:rFonts w:ascii="Avenir Next" w:hAnsi="Avenir Next" w:cs="Avenir Next" w:eastAsia="Avenir Next"/>
                       <w:color w:val="1A1A1A"/>
-                      <w:sz w:val="19"/>
-                      <w:szCs w:val="19"/>
+                      <w:sz w:val="20"/>
+                      <w:szCs w:val="20"/>
                     </w:rPr>
                     <w:tab/>
                   </w:r>
@@ -3643,8 +3519,8 @@
                     <w:rPr>
                       <w:rFonts w:ascii="Avenir Next" w:hAnsi="Avenir Next" w:cs="Avenir Next" w:eastAsia="Avenir Next"/>
                       <w:color w:val="1A1A1A"/>
-                      <w:sz w:val="19"/>
-                      <w:szCs w:val="19"/>
+                      <w:sz w:val="20"/>
+                      <w:szCs w:val="20"/>
                     </w:rPr>
                     <w:t xml:space="preserve">10%</w:t>
                   </w:r>
@@ -3668,8 +3544,8 @@
                       <w:rFonts w:ascii="Avenir Next" w:hAnsi="Avenir Next" w:cs="Avenir Next" w:eastAsia="Avenir Next"/>
                       <w:b/>
                       <w:color w:val="003A70"/>
-                      <w:sz w:val="19"/>
-                      <w:szCs w:val="19"/>
+                      <w:sz w:val="20"/>
+                      <w:szCs w:val="20"/>
                     </w:rPr>
                     <w:t xml:space="preserve">B</w:t>
                   </w:r>
@@ -3677,8 +3553,8 @@
                     <w:rPr>
                       <w:rFonts w:ascii="Avenir Next" w:hAnsi="Avenir Next" w:cs="Avenir Next" w:eastAsia="Avenir Next"/>
                       <w:color w:val="1A1A1A"/>
-                      <w:sz w:val="19"/>
-                      <w:szCs w:val="19"/>
+                      <w:sz w:val="20"/>
+                      <w:szCs w:val="20"/>
                     </w:rPr>
                     <w:tab/>
                   </w:r>
@@ -3686,8 +3562,8 @@
                     <w:rPr>
                       <w:rFonts w:ascii="Avenir Next" w:hAnsi="Avenir Next" w:cs="Avenir Next" w:eastAsia="Avenir Next"/>
                       <w:color w:val="1A1A1A"/>
-                      <w:sz w:val="19"/>
-                      <w:szCs w:val="19"/>
+                      <w:sz w:val="20"/>
+                      <w:szCs w:val="20"/>
                     </w:rPr>
                     <w:t xml:space="preserve">25%</w:t>
                   </w:r>
@@ -3711,8 +3587,8 @@
                       <w:rFonts w:ascii="Avenir Next" w:hAnsi="Avenir Next" w:cs="Avenir Next" w:eastAsia="Avenir Next"/>
                       <w:b/>
                       <w:color w:val="003A70"/>
-                      <w:sz w:val="19"/>
-                      <w:szCs w:val="19"/>
+                      <w:sz w:val="20"/>
+                      <w:szCs w:val="20"/>
                     </w:rPr>
                     <w:t xml:space="preserve">C</w:t>
                   </w:r>
@@ -3720,8 +3596,8 @@
                     <w:rPr>
                       <w:rFonts w:ascii="Avenir Next" w:hAnsi="Avenir Next" w:cs="Avenir Next" w:eastAsia="Avenir Next"/>
                       <w:color w:val="1A1A1A"/>
-                      <w:sz w:val="19"/>
-                      <w:szCs w:val="19"/>
+                      <w:sz w:val="20"/>
+                      <w:szCs w:val="20"/>
                     </w:rPr>
                     <w:tab/>
                   </w:r>
@@ -3729,8 +3605,8 @@
                     <w:rPr>
                       <w:rFonts w:ascii="Avenir Next" w:hAnsi="Avenir Next" w:cs="Avenir Next" w:eastAsia="Avenir Next"/>
                       <w:color w:val="1A1A1A"/>
-                      <w:sz w:val="19"/>
-                      <w:szCs w:val="19"/>
+                      <w:sz w:val="20"/>
+                      <w:szCs w:val="20"/>
                     </w:rPr>
                     <w:t xml:space="preserve">50%</w:t>
                   </w:r>
@@ -3754,8 +3630,8 @@
                       <w:rFonts w:ascii="Avenir Next" w:hAnsi="Avenir Next" w:cs="Avenir Next" w:eastAsia="Avenir Next"/>
                       <w:b/>
                       <w:color w:val="003A70"/>
-                      <w:sz w:val="19"/>
-                      <w:szCs w:val="19"/>
+                      <w:sz w:val="20"/>
+                      <w:szCs w:val="20"/>
                     </w:rPr>
                     <w:t xml:space="preserve">D</w:t>
                   </w:r>
@@ -3763,8 +3639,8 @@
                     <w:rPr>
                       <w:rFonts w:ascii="Avenir Next" w:hAnsi="Avenir Next" w:cs="Avenir Next" w:eastAsia="Avenir Next"/>
                       <w:color w:val="1A1A1A"/>
-                      <w:sz w:val="19"/>
-                      <w:szCs w:val="19"/>
+                      <w:sz w:val="20"/>
+                      <w:szCs w:val="20"/>
                     </w:rPr>
                     <w:tab/>
                   </w:r>
@@ -3772,8 +3648,8 @@
                     <w:rPr>
                       <w:rFonts w:ascii="Avenir Next" w:hAnsi="Avenir Next" w:cs="Avenir Next" w:eastAsia="Avenir Next"/>
                       <w:color w:val="1A1A1A"/>
-                      <w:sz w:val="19"/>
-                      <w:szCs w:val="19"/>
+                      <w:sz w:val="20"/>
+                      <w:szCs w:val="20"/>
                     </w:rPr>
                     <w:t xml:space="preserve">75%</w:t>
                   </w:r>
@@ -3804,6 +3680,7 @@
           <w:tab w:val="right" w:pos="9504"/>
         </w:tabs>
         <w:spacing w:before="90" w:after="50" w:line="240" w:lineRule="auto"/>
+        <w:outlineLvl w:val="1"/>
       </w:pPr>
       <w:r>
         <w:rPr>
@@ -4322,7 +4199,7 @@
                 <w:sz w:val="14"/>
                 <w:szCs w:val="14"/>
               </w:rPr>
-              <w:t xml:space="preserve">#2b</w:t>
+              <w:t xml:space="preserve">#2</w:t>
             </w:r>
           </w:p>
         </w:tc>
